--- a/public/assets/files/niestacjonarne/KNO.docx
+++ b/public/assets/files/niestacjonarne/KNO.docx
@@ -522,6 +522,7 @@
                 <w:i w:val="0"/>
                 <w:sz w:val="22"/>
               </w:rPr>
+              <w:t>I</w:t>
             </w:r>
           </w:p>
         </w:tc>
@@ -559,6 +560,7 @@
                 <w:i w:val="0"/>
                 <w:sz w:val="22"/>
               </w:rPr>
+              <w:t>obligatoryjny</w:t>
             </w:r>
           </w:p>
         </w:tc>

--- a/public/assets/files/niestacjonarne/KNO.docx
+++ b/public/assets/files/niestacjonarne/KNO.docx
@@ -1155,6 +1155,7 @@
                 <w:i w:val="0"/>
                 <w:sz w:val="22"/>
               </w:rPr>
+              <w:t>Implementacja systemów reprezentacji wiedzy (ontologie, reguły logiczne); rozwiązywanie zadań programistycznych z zakresu KR; przygotowanie raportów z wykonanych zadań.</w:t>
             </w:r>
           </w:p>
         </w:tc>
@@ -1265,7 +1266,84 @@
           <w:tcPr>
             <w:tcW w:type="dxa" w:w="9972"/>
           </w:tcPr>
-          <w:p/>
+          <w:p>
+            <w:pPr>
+              <w:spacing w:before="20" w:after="20"/>
+            </w:pPr>
+            <w:r>
+              <w:rPr>
+                <w:rFonts w:ascii="Aptos" w:hAnsi="Aptos"/>
+                <w:b/>
+                <w:sz w:val="22"/>
+              </w:rPr>
+              <w:t>Wykład:</w:t>
+            </w:r>
+          </w:p>
+          <w:p>
+            <w:pPr>
+              <w:spacing w:before="20" w:after="20"/>
+            </w:pPr>
+            <w:r>
+              <w:rPr>
+                <w:rFonts w:ascii="Aptos" w:hAnsi="Aptos"/>
+                <w:b w:val="0"/>
+                <w:sz w:val="22"/>
+              </w:rPr>
+              <w:t>• wykład z prezentacją multimedialną</w:t>
+            </w:r>
+          </w:p>
+          <w:p>
+            <w:pPr>
+              <w:spacing w:before="20" w:after="20"/>
+            </w:pPr>
+            <w:r>
+              <w:rPr>
+                <w:rFonts w:ascii="Aptos" w:hAnsi="Aptos"/>
+                <w:b w:val="0"/>
+                <w:sz w:val="22"/>
+              </w:rPr>
+              <w:t>• wykład z prezentacją oprogramowania</w:t>
+            </w:r>
+          </w:p>
+          <w:p>
+            <w:pPr>
+              <w:spacing w:before="20" w:after="20"/>
+            </w:pPr>
+            <w:r>
+              <w:rPr>
+                <w:rFonts w:ascii="Aptos" w:hAnsi="Aptos"/>
+                <w:b/>
+                <w:sz w:val="22"/>
+              </w:rPr>
+              <w:t>Ćwiczenia / Laboratorium:</w:t>
+            </w:r>
+          </w:p>
+          <w:p>
+            <w:pPr>
+              <w:spacing w:before="20" w:after="20"/>
+            </w:pPr>
+            <w:r>
+              <w:rPr>
+                <w:rFonts w:ascii="Aptos" w:hAnsi="Aptos"/>
+                <w:b w:val="0"/>
+                <w:sz w:val="22"/>
+              </w:rPr>
+              <w:t>• rozwiązywanie zadań</w:t>
+            </w:r>
+          </w:p>
+          <w:p>
+            <w:pPr>
+              <w:spacing w:before="20" w:after="20"/>
+            </w:pPr>
+            <w:r>
+              <w:rPr>
+                <w:rFonts w:ascii="Aptos" w:hAnsi="Aptos"/>
+                <w:b w:val="0"/>
+                <w:sz w:val="22"/>
+              </w:rPr>
+              <w:t>• metoda projektów (projekt praktyczny)</w:t>
+            </w:r>
+          </w:p>
         </w:tc>
       </w:tr>
     </w:tbl>
@@ -1514,81 +1592,10 @@
             <w:r>
               <w:rPr>
                 <w:rFonts w:ascii="Aptos" w:hAnsi="Aptos"/>
-                <w:sz w:val="22"/>
-              </w:rPr>
-              <w:t>1. Rozwiązywanie zadań programistycznych</w:t>
-            </w:r>
-          </w:p>
-          <w:p>
-            <w:pPr>
-              <w:spacing w:before="20" w:after="20"/>
-            </w:pPr>
-            <w:r>
-              <w:rPr>
-                <w:rFonts w:ascii="Aptos" w:hAnsi="Aptos"/>
-                <w:sz w:val="22"/>
-              </w:rPr>
-              <w:t>2. Kryteria oceny</w:t>
-            </w:r>
-          </w:p>
-          <w:p>
-            <w:pPr>
-              <w:spacing w:before="20" w:after="20"/>
-            </w:pPr>
-            <w:r>
-              <w:rPr>
-                <w:rFonts w:ascii="Aptos" w:hAnsi="Aptos"/>
-                <w:sz w:val="22"/>
-              </w:rPr>
-              <w:t>3. ocena pracy podczas laboratoriów</w:t>
-            </w:r>
-          </w:p>
-          <w:p>
-            <w:pPr>
-              <w:spacing w:before="20" w:after="20"/>
-            </w:pPr>
-            <w:r>
-              <w:rPr>
-                <w:rFonts w:ascii="Aptos" w:hAnsi="Aptos"/>
-                <w:sz w:val="22"/>
-              </w:rPr>
-              <w:t>4. ocena sporządzonych programów/skryptów</w:t>
-            </w:r>
-          </w:p>
-          <w:p>
-            <w:pPr>
-              <w:spacing w:before="20" w:after="20"/>
-            </w:pPr>
-            <w:r>
-              <w:rPr>
-                <w:rFonts w:ascii="Aptos" w:hAnsi="Aptos"/>
-                <w:sz w:val="22"/>
-              </w:rPr>
-              <w:t>5. raport z wykonanego zadania</w:t>
-            </w:r>
-          </w:p>
-          <w:p>
-            <w:pPr>
-              <w:spacing w:before="20" w:after="20"/>
-            </w:pPr>
-            <w:r>
-              <w:rPr>
-                <w:rFonts w:ascii="Aptos" w:hAnsi="Aptos"/>
-                <w:sz w:val="22"/>
-              </w:rPr>
-              <w:t>6. prezentacja rozwiązań zadań</w:t>
-            </w:r>
-          </w:p>
-          <w:p>
-            <w:pPr>
-              <w:spacing w:before="20" w:after="20"/>
-            </w:pPr>
-            <w:r>
-              <w:rPr>
-                <w:rFonts w:ascii="Aptos" w:hAnsi="Aptos"/>
-                <w:sz w:val="22"/>
-              </w:rPr>
-              <w:t>7. Nie dotyczy</w:t>
+                <w:b w:val="0"/>
+                <w:i w:val="0"/>
+                <w:sz w:val="22"/>
+              </w:rPr>
             </w:r>
           </w:p>
         </w:tc>
@@ -1605,79 +1612,31 @@
                 <w:rFonts w:ascii="Aptos" w:hAnsi="Aptos"/>
                 <w:sz w:val="22"/>
               </w:rPr>
-              <w:t>1. Rozwiązywanie zadań programistycznych</w:t>
-            </w:r>
-          </w:p>
-          <w:p>
-            <w:pPr>
-              <w:spacing w:before="20" w:after="20"/>
-            </w:pPr>
-            <w:r>
-              <w:rPr>
-                <w:rFonts w:ascii="Aptos" w:hAnsi="Aptos"/>
-                <w:sz w:val="22"/>
-              </w:rPr>
-              <w:t>2. Kryteria oceny</w:t>
-            </w:r>
-          </w:p>
-          <w:p>
-            <w:pPr>
-              <w:spacing w:before="20" w:after="20"/>
-            </w:pPr>
-            <w:r>
-              <w:rPr>
-                <w:rFonts w:ascii="Aptos" w:hAnsi="Aptos"/>
-                <w:sz w:val="22"/>
-              </w:rPr>
-              <w:t>3. ocena pracy podczas laboratoriów</w:t>
-            </w:r>
-          </w:p>
-          <w:p>
-            <w:pPr>
-              <w:spacing w:before="20" w:after="20"/>
-            </w:pPr>
-            <w:r>
-              <w:rPr>
-                <w:rFonts w:ascii="Aptos" w:hAnsi="Aptos"/>
-                <w:sz w:val="22"/>
-              </w:rPr>
-              <w:t>4. ocena sporządzonych programów/skryptów</w:t>
-            </w:r>
-          </w:p>
-          <w:p>
-            <w:pPr>
-              <w:spacing w:before="20" w:after="20"/>
-            </w:pPr>
-            <w:r>
-              <w:rPr>
-                <w:rFonts w:ascii="Aptos" w:hAnsi="Aptos"/>
-                <w:sz w:val="22"/>
-              </w:rPr>
-              <w:t>5. raport z wykonanego zadania</w:t>
-            </w:r>
-          </w:p>
-          <w:p>
-            <w:pPr>
-              <w:spacing w:before="20" w:after="20"/>
-            </w:pPr>
-            <w:r>
-              <w:rPr>
-                <w:rFonts w:ascii="Aptos" w:hAnsi="Aptos"/>
-                <w:sz w:val="22"/>
-              </w:rPr>
-              <w:t>6. prezentacja rozwiązań zadań</w:t>
-            </w:r>
-          </w:p>
-          <w:p>
-            <w:pPr>
-              <w:spacing w:before="20" w:after="20"/>
-            </w:pPr>
-            <w:r>
-              <w:rPr>
-                <w:rFonts w:ascii="Aptos" w:hAnsi="Aptos"/>
-                <w:sz w:val="22"/>
-              </w:rPr>
-              <w:t>7. Nie dotyczy</w:t>
+              <w:t>1. ocena pracy podczas ćwiczenia</w:t>
+            </w:r>
+          </w:p>
+          <w:p>
+            <w:pPr>
+              <w:spacing w:before="20" w:after="20"/>
+            </w:pPr>
+            <w:r>
+              <w:rPr>
+                <w:rFonts w:ascii="Aptos" w:hAnsi="Aptos"/>
+                <w:sz w:val="22"/>
+              </w:rPr>
+              <w:t>2. ocena sporządzonego oprogramowania</w:t>
+            </w:r>
+          </w:p>
+          <w:p>
+            <w:pPr>
+              <w:spacing w:before="20" w:after="20"/>
+            </w:pPr>
+            <w:r>
+              <w:rPr>
+                <w:rFonts w:ascii="Aptos" w:hAnsi="Aptos"/>
+                <w:sz w:val="22"/>
+              </w:rPr>
+              <w:t>3. raport z wykonanego zadania</w:t>
             </w:r>
           </w:p>
         </w:tc>
@@ -2605,7 +2564,7 @@
                 <w:i w:val="0"/>
                 <w:sz w:val="22"/>
               </w:rPr>
-              <w:t>Rozwiązywanie zadań programistycznych; Kryteria oceny; ocena pracy podczas laboratoriów; ocena sporządzonych programów/skryptów; raport z wykonanego zadania; prezentacja rozwiązań zadań; Nie dotyczy</w:t>
+              <w:t>ocena pracy podczas ćwiczenia; ocena sporządzonego oprogramowania; raport z wykonanego zadania</w:t>
             </w:r>
           </w:p>
         </w:tc>
@@ -2663,7 +2622,7 @@
                 <w:i w:val="0"/>
                 <w:sz w:val="22"/>
               </w:rPr>
-              <w:t>Rozwiązywanie zadań programistycznych; Kryteria oceny; ocena pracy podczas laboratoriów; ocena sporządzonych programów/skryptów; raport z wykonanego zadania; prezentacja rozwiązań zadań; Nie dotyczy</w:t>
+              <w:t>ocena pracy podczas ćwiczenia; ocena sporządzonego oprogramowania; raport z wykonanego zadania</w:t>
             </w:r>
           </w:p>
         </w:tc>
@@ -2721,7 +2680,7 @@
                 <w:i w:val="0"/>
                 <w:sz w:val="22"/>
               </w:rPr>
-              <w:t>Rozwiązywanie zadań programistycznych; Kryteria oceny; ocena pracy podczas laboratoriów; ocena sporządzonych programów/skryptów; raport z wykonanego zadania; prezentacja rozwiązań zadań; Nie dotyczy</w:t>
+              <w:t>ocena pracy podczas ćwiczenia; ocena sporządzonego oprogramowania; raport z wykonanego zadania</w:t>
             </w:r>
           </w:p>
         </w:tc>
@@ -2779,7 +2738,7 @@
                 <w:i w:val="0"/>
                 <w:sz w:val="22"/>
               </w:rPr>
-              <w:t>Rozwiązywanie zadań programistycznych; Kryteria oceny; ocena pracy podczas laboratoriów; ocena sporządzonych programów/skryptów; raport z wykonanego zadania; prezentacja rozwiązań zadań; Nie dotyczy</w:t>
+              <w:t>ocena pracy podczas ćwiczenia; ocena sporządzonego oprogramowania; raport z wykonanego zadania</w:t>
             </w:r>
           </w:p>
         </w:tc>
@@ -2837,7 +2796,7 @@
                 <w:i w:val="0"/>
                 <w:sz w:val="22"/>
               </w:rPr>
-              <w:t>Rozwiązywanie zadań programistycznych; Kryteria oceny; ocena pracy podczas laboratoriów; ocena sporządzonych programów/skryptów; raport z wykonanego zadania; prezentacja rozwiązań zadań; Nie dotyczy</w:t>
+              <w:t>ocena pracy podczas ćwiczenia; ocena sporządzonego oprogramowania; raport z wykonanego zadania</w:t>
             </w:r>
           </w:p>
         </w:tc>
@@ -2895,7 +2854,7 @@
                 <w:i w:val="0"/>
                 <w:sz w:val="22"/>
               </w:rPr>
-              <w:t>Rozwiązywanie zadań programistycznych; Kryteria oceny; ocena pracy podczas laboratoriów; ocena sporządzonych programów/skryptów; raport z wykonanego zadania; prezentacja rozwiązań zadań; Nie dotyczy</w:t>
+              <w:t>ocena pracy podczas ćwiczenia; ocena sporządzonego oprogramowania; raport z wykonanego zadania</w:t>
             </w:r>
           </w:p>
         </w:tc>
@@ -2953,7 +2912,7 @@
                 <w:i w:val="0"/>
                 <w:sz w:val="22"/>
               </w:rPr>
-              <w:t>Rozwiązywanie zadań programistycznych; Kryteria oceny; ocena pracy podczas laboratoriów; ocena sporządzonych programów/skryptów; raport z wykonanego zadania; prezentacja rozwiązań zadań; Nie dotyczy</w:t>
+              <w:t>ocena pracy podczas ćwiczenia; ocena sporządzonego oprogramowania; raport z wykonanego zadania</w:t>
             </w:r>
           </w:p>
         </w:tc>
@@ -3011,7 +2970,7 @@
                 <w:i w:val="0"/>
                 <w:sz w:val="22"/>
               </w:rPr>
-              <w:t>Rozwiązywanie zadań programistycznych; Kryteria oceny; ocena pracy podczas laboratoriów; ocena sporządzonych programów/skryptów; raport z wykonanego zadania; prezentacja rozwiązań zadań; Nie dotyczy</w:t>
+              <w:t>ocena pracy podczas ćwiczenia; ocena sporządzonego oprogramowania; raport z wykonanego zadania</w:t>
             </w:r>
           </w:p>
         </w:tc>
@@ -3069,7 +3028,7 @@
                 <w:i w:val="0"/>
                 <w:sz w:val="22"/>
               </w:rPr>
-              <w:t>Rozwiązywanie zadań programistycznych; Kryteria oceny; ocena pracy podczas laboratoriów; ocena sporządzonych programów/skryptów; raport z wykonanego zadania; prezentacja rozwiązań zadań; Nie dotyczy</w:t>
+              <w:t>ocena pracy podczas ćwiczenia; ocena sporządzonego oprogramowania; raport z wykonanego zadania</w:t>
             </w:r>
           </w:p>
         </w:tc>
@@ -3127,7 +3086,7 @@
                 <w:i w:val="0"/>
                 <w:sz w:val="22"/>
               </w:rPr>
-              <w:t>Rozwiązywanie zadań programistycznych; Kryteria oceny; ocena pracy podczas laboratoriów; ocena sporządzonych programów/skryptów; raport z wykonanego zadania; prezentacja rozwiązań zadań; Nie dotyczy</w:t>
+              <w:t>ocena pracy podczas ćwiczenia; ocena sporządzonego oprogramowania; raport z wykonanego zadania</w:t>
             </w:r>
           </w:p>
         </w:tc>
@@ -3185,7 +3144,7 @@
                 <w:i w:val="0"/>
                 <w:sz w:val="22"/>
               </w:rPr>
-              <w:t>Rozwiązywanie zadań programistycznych; Kryteria oceny; ocena pracy podczas laboratoriów; ocena sporządzonych programów/skryptów; raport z wykonanego zadania; prezentacja rozwiązań zadań; Nie dotyczy</w:t>
+              <w:t>ocena pracy podczas ćwiczenia; ocena sporządzonego oprogramowania; raport z wykonanego zadania</w:t>
             </w:r>
           </w:p>
         </w:tc>
@@ -3243,7 +3202,7 @@
                 <w:i w:val="0"/>
                 <w:sz w:val="22"/>
               </w:rPr>
-              <w:t>Rozwiązywanie zadań programistycznych; Kryteria oceny; ocena pracy podczas laboratoriów; ocena sporządzonych programów/skryptów; raport z wykonanego zadania; prezentacja rozwiązań zadań; Nie dotyczy</w:t>
+              <w:t>ocena pracy podczas ćwiczenia; ocena sporządzonego oprogramowania; raport z wykonanego zadania</w:t>
             </w:r>
           </w:p>
         </w:tc>
@@ -3301,7 +3260,7 @@
                 <w:i w:val="0"/>
                 <w:sz w:val="22"/>
               </w:rPr>
-              <w:t>Rozwiązywanie zadań programistycznych; Kryteria oceny; ocena pracy podczas laboratoriów; ocena sporządzonych programów/skryptów; raport z wykonanego zadania; prezentacja rozwiązań zadań; Nie dotyczy</w:t>
+              <w:t>ocena pracy podczas ćwiczenia; ocena sporządzonego oprogramowania; raport z wykonanego zadania</w:t>
             </w:r>
           </w:p>
         </w:tc>
@@ -3359,7 +3318,7 @@
                 <w:i w:val="0"/>
                 <w:sz w:val="22"/>
               </w:rPr>
-              <w:t>Rozwiązywanie zadań programistycznych; Kryteria oceny; ocena pracy podczas laboratoriów; ocena sporządzonych programów/skryptów; raport z wykonanego zadania; prezentacja rozwiązań zadań; Nie dotyczy</w:t>
+              <w:t>ocena pracy podczas ćwiczenia; ocena sporządzonego oprogramowania; raport z wykonanego zadania</w:t>
             </w:r>
           </w:p>
         </w:tc>
@@ -3417,7 +3376,7 @@
                 <w:i w:val="0"/>
                 <w:sz w:val="22"/>
               </w:rPr>
-              <w:t>Rozwiązywanie zadań programistycznych; Kryteria oceny; ocena pracy podczas laboratoriów; ocena sporządzonych programów/skryptów; raport z wykonanego zadania; prezentacja rozwiązań zadań; Nie dotyczy</w:t>
+              <w:t>ocena pracy podczas ćwiczenia; ocena sporządzonego oprogramowania; raport z wykonanego zadania</w:t>
             </w:r>
           </w:p>
         </w:tc>
@@ -3475,7 +3434,7 @@
                 <w:i w:val="0"/>
                 <w:sz w:val="22"/>
               </w:rPr>
-              <w:t>Rozwiązywanie zadań programistycznych; Kryteria oceny; ocena pracy podczas laboratoriów; ocena sporządzonych programów/skryptów; raport z wykonanego zadania; prezentacja rozwiązań zadań; Nie dotyczy</w:t>
+              <w:t>ocena pracy podczas ćwiczenia; ocena sporządzonego oprogramowania; raport z wykonanego zadania</w:t>
             </w:r>
           </w:p>
         </w:tc>
@@ -3533,7 +3492,7 @@
                 <w:i w:val="0"/>
                 <w:sz w:val="22"/>
               </w:rPr>
-              <w:t>Rozwiązywanie zadań programistycznych; Kryteria oceny; ocena pracy podczas laboratoriów; ocena sporządzonych programów/skryptów; raport z wykonanego zadania; prezentacja rozwiązań zadań; Nie dotyczy</w:t>
+              <w:t>ocena pracy podczas ćwiczenia; ocena sporządzonego oprogramowania; raport z wykonanego zadania</w:t>
             </w:r>
           </w:p>
         </w:tc>
@@ -3591,7 +3550,7 @@
                 <w:i w:val="0"/>
                 <w:sz w:val="22"/>
               </w:rPr>
-              <w:t>Rozwiązywanie zadań programistycznych; Kryteria oceny; ocena pracy podczas laboratoriów; ocena sporządzonych programów/skryptów; raport z wykonanego zadania; prezentacja rozwiązań zadań; Nie dotyczy</w:t>
+              <w:t>ocena pracy podczas ćwiczenia; ocena sporządzonego oprogramowania; raport z wykonanego zadania</w:t>
             </w:r>
           </w:p>
         </w:tc>
@@ -3649,7 +3608,7 @@
                 <w:i w:val="0"/>
                 <w:sz w:val="22"/>
               </w:rPr>
-              <w:t>Rozwiązywanie zadań programistycznych; Kryteria oceny; ocena pracy podczas laboratoriów; ocena sporządzonych programów/skryptów; raport z wykonanego zadania; prezentacja rozwiązań zadań; Nie dotyczy</w:t>
+              <w:t>ocena pracy podczas ćwiczenia; ocena sporządzonego oprogramowania; raport z wykonanego zadania</w:t>
             </w:r>
           </w:p>
         </w:tc>
@@ -3707,7 +3666,7 @@
                 <w:i w:val="0"/>
                 <w:sz w:val="22"/>
               </w:rPr>
-              <w:t>Rozwiązywanie zadań programistycznych; Kryteria oceny; ocena pracy podczas laboratoriów; ocena sporządzonych programów/skryptów; raport z wykonanego zadania; prezentacja rozwiązań zadań; Nie dotyczy</w:t>
+              <w:t>ocena pracy podczas ćwiczenia; ocena sporządzonego oprogramowania; raport z wykonanego zadania</w:t>
             </w:r>
           </w:p>
         </w:tc>
@@ -3765,7 +3724,7 @@
                 <w:i w:val="0"/>
                 <w:sz w:val="22"/>
               </w:rPr>
-              <w:t>Rozwiązywanie zadań programistycznych; Kryteria oceny; ocena pracy podczas laboratoriów; ocena sporządzonych programów/skryptów; raport z wykonanego zadania; prezentacja rozwiązań zadań; Nie dotyczy</w:t>
+              <w:t>ocena pracy podczas ćwiczenia; ocena sporządzonego oprogramowania; raport z wykonanego zadania</w:t>
             </w:r>
           </w:p>
         </w:tc>
@@ -3823,7 +3782,7 @@
                 <w:i w:val="0"/>
                 <w:sz w:val="22"/>
               </w:rPr>
-              <w:t>Rozwiązywanie zadań programistycznych; Kryteria oceny; ocena pracy podczas laboratoriów; ocena sporządzonych programów/skryptów; raport z wykonanego zadania; prezentacja rozwiązań zadań; Nie dotyczy</w:t>
+              <w:t>ocena pracy podczas ćwiczenia; ocena sporządzonego oprogramowania; raport z wykonanego zadania</w:t>
             </w:r>
           </w:p>
         </w:tc>
@@ -3881,7 +3840,7 @@
                 <w:i w:val="0"/>
                 <w:sz w:val="22"/>
               </w:rPr>
-              <w:t>Rozwiązywanie zadań programistycznych; Kryteria oceny; ocena pracy podczas laboratoriów; ocena sporządzonych programów/skryptów; raport z wykonanego zadania; prezentacja rozwiązań zadań; Nie dotyczy</w:t>
+              <w:t>ocena pracy podczas ćwiczenia; ocena sporządzonego oprogramowania; raport z wykonanego zadania</w:t>
             </w:r>
           </w:p>
         </w:tc>
@@ -3939,7 +3898,7 @@
                 <w:i w:val="0"/>
                 <w:sz w:val="22"/>
               </w:rPr>
-              <w:t>Rozwiązywanie zadań programistycznych; Kryteria oceny; ocena pracy podczas laboratoriów; ocena sporządzonych programów/skryptów; raport z wykonanego zadania; prezentacja rozwiązań zadań; Nie dotyczy</w:t>
+              <w:t>ocena pracy podczas ćwiczenia; ocena sporządzonego oprogramowania; raport z wykonanego zadania</w:t>
             </w:r>
           </w:p>
         </w:tc>
@@ -3997,7 +3956,7 @@
                 <w:i w:val="0"/>
                 <w:sz w:val="22"/>
               </w:rPr>
-              <w:t>Rozwiązywanie zadań programistycznych; Kryteria oceny; ocena pracy podczas laboratoriów; ocena sporządzonych programów/skryptów; raport z wykonanego zadania; prezentacja rozwiązań zadań; Nie dotyczy</w:t>
+              <w:t>ocena pracy podczas ćwiczenia; ocena sporządzonego oprogramowania; raport z wykonanego zadania</w:t>
             </w:r>
           </w:p>
         </w:tc>
@@ -4055,7 +4014,7 @@
                 <w:i w:val="0"/>
                 <w:sz w:val="22"/>
               </w:rPr>
-              <w:t>Rozwiązywanie zadań programistycznych; Kryteria oceny; ocena pracy podczas laboratoriów; ocena sporządzonych programów/skryptów; raport z wykonanego zadania; prezentacja rozwiązań zadań; Nie dotyczy</w:t>
+              <w:t>ocena pracy podczas ćwiczenia; ocena sporządzonego oprogramowania; raport z wykonanego zadania</w:t>
             </w:r>
           </w:p>
         </w:tc>
@@ -4113,7 +4072,7 @@
                 <w:i w:val="0"/>
                 <w:sz w:val="22"/>
               </w:rPr>
-              <w:t>Rozwiązywanie zadań programistycznych; Kryteria oceny; ocena pracy podczas laboratoriów; ocena sporządzonych programów/skryptów; raport z wykonanego zadania; prezentacja rozwiązań zadań; Nie dotyczy</w:t>
+              <w:t>ocena pracy podczas ćwiczenia; ocena sporządzonego oprogramowania; raport z wykonanego zadania</w:t>
             </w:r>
           </w:p>
         </w:tc>
@@ -4171,7 +4130,7 @@
                 <w:i w:val="0"/>
                 <w:sz w:val="22"/>
               </w:rPr>
-              <w:t>Rozwiązywanie zadań programistycznych; Kryteria oceny; ocena pracy podczas laboratoriów; ocena sporządzonych programów/skryptów; raport z wykonanego zadania; prezentacja rozwiązań zadań; Nie dotyczy</w:t>
+              <w:t>ocena pracy podczas ćwiczenia; ocena sporządzonego oprogramowania; raport z wykonanego zadania</w:t>
             </w:r>
           </w:p>
         </w:tc>
@@ -4229,7 +4188,7 @@
                 <w:i w:val="0"/>
                 <w:sz w:val="22"/>
               </w:rPr>
-              <w:t>Rozwiązywanie zadań programistycznych; Kryteria oceny; ocena pracy podczas laboratoriów; ocena sporządzonych programów/skryptów; raport z wykonanego zadania; prezentacja rozwiązań zadań; Nie dotyczy</w:t>
+              <w:t>ocena pracy podczas ćwiczenia; ocena sporządzonego oprogramowania; raport z wykonanego zadania</w:t>
             </w:r>
           </w:p>
         </w:tc>
@@ -4287,7 +4246,7 @@
                 <w:i w:val="0"/>
                 <w:sz w:val="22"/>
               </w:rPr>
-              <w:t>Rozwiązywanie zadań programistycznych; Kryteria oceny; ocena pracy podczas laboratoriów; ocena sporządzonych programów/skryptów; raport z wykonanego zadania; prezentacja rozwiązań zadań; Nie dotyczy</w:t>
+              <w:t>ocena pracy podczas ćwiczenia; ocena sporządzonego oprogramowania; raport z wykonanego zadania</w:t>
             </w:r>
           </w:p>
         </w:tc>
@@ -4345,7 +4304,7 @@
                 <w:i w:val="0"/>
                 <w:sz w:val="22"/>
               </w:rPr>
-              <w:t>Rozwiązywanie zadań programistycznych; Kryteria oceny; ocena pracy podczas laboratoriów; ocena sporządzonych programów/skryptów; raport z wykonanego zadania; prezentacja rozwiązań zadań; Nie dotyczy</w:t>
+              <w:t>ocena pracy podczas ćwiczenia; ocena sporządzonego oprogramowania; raport z wykonanego zadania</w:t>
             </w:r>
           </w:p>
         </w:tc>
@@ -4403,7 +4362,7 @@
                 <w:i w:val="0"/>
                 <w:sz w:val="22"/>
               </w:rPr>
-              <w:t>Rozwiązywanie zadań programistycznych; Kryteria oceny; ocena pracy podczas laboratoriów; ocena sporządzonych programów/skryptów; raport z wykonanego zadania; prezentacja rozwiązań zadań; Nie dotyczy</w:t>
+              <w:t>ocena pracy podczas ćwiczenia; ocena sporządzonego oprogramowania; raport z wykonanego zadania</w:t>
             </w:r>
           </w:p>
         </w:tc>
@@ -4461,7 +4420,7 @@
                 <w:i w:val="0"/>
                 <w:sz w:val="22"/>
               </w:rPr>
-              <w:t>Rozwiązywanie zadań programistycznych; Kryteria oceny; ocena pracy podczas laboratoriów; ocena sporządzonych programów/skryptów; raport z wykonanego zadania; prezentacja rozwiązań zadań; Nie dotyczy</w:t>
+              <w:t>ocena pracy podczas ćwiczenia; ocena sporządzonego oprogramowania; raport z wykonanego zadania</w:t>
             </w:r>
           </w:p>
         </w:tc>
@@ -4519,7 +4478,7 @@
                 <w:i w:val="0"/>
                 <w:sz w:val="22"/>
               </w:rPr>
-              <w:t>Rozwiązywanie zadań programistycznych; Kryteria oceny; ocena pracy podczas laboratoriów; ocena sporządzonych programów/skryptów; raport z wykonanego zadania; prezentacja rozwiązań zadań; Nie dotyczy</w:t>
+              <w:t>ocena pracy podczas ćwiczenia; ocena sporządzonego oprogramowania; raport z wykonanego zadania</w:t>
             </w:r>
           </w:p>
         </w:tc>
@@ -4577,7 +4536,7 @@
                 <w:i w:val="0"/>
                 <w:sz w:val="22"/>
               </w:rPr>
-              <w:t>Rozwiązywanie zadań programistycznych; Kryteria oceny; ocena pracy podczas laboratoriów; ocena sporządzonych programów/skryptów; raport z wykonanego zadania; prezentacja rozwiązań zadań; Nie dotyczy</w:t>
+              <w:t>ocena pracy podczas ćwiczenia; ocena sporządzonego oprogramowania; raport z wykonanego zadania</w:t>
             </w:r>
           </w:p>
         </w:tc>
@@ -4635,7 +4594,7 @@
                 <w:i w:val="0"/>
                 <w:sz w:val="22"/>
               </w:rPr>
-              <w:t>Rozwiązywanie zadań programistycznych; Kryteria oceny; ocena pracy podczas laboratoriów; ocena sporządzonych programów/skryptów; raport z wykonanego zadania; prezentacja rozwiązań zadań; Nie dotyczy</w:t>
+              <w:t>ocena pracy podczas ćwiczenia; ocena sporządzonego oprogramowania; raport z wykonanego zadania</w:t>
             </w:r>
           </w:p>
         </w:tc>
@@ -4693,7 +4652,7 @@
                 <w:i w:val="0"/>
                 <w:sz w:val="22"/>
               </w:rPr>
-              <w:t>Rozwiązywanie zadań programistycznych; Kryteria oceny; ocena pracy podczas laboratoriów; ocena sporządzonych programów/skryptów; raport z wykonanego zadania; prezentacja rozwiązań zadań; Nie dotyczy</w:t>
+              <w:t>ocena pracy podczas ćwiczenia; ocena sporządzonego oprogramowania; raport z wykonanego zadania</w:t>
             </w:r>
           </w:p>
         </w:tc>
@@ -4751,7 +4710,7 @@
                 <w:i w:val="0"/>
                 <w:sz w:val="22"/>
               </w:rPr>
-              <w:t>Rozwiązywanie zadań programistycznych; Kryteria oceny; ocena pracy podczas laboratoriów; ocena sporządzonych programów/skryptów; raport z wykonanego zadania; prezentacja rozwiązań zadań; Nie dotyczy</w:t>
+              <w:t>ocena pracy podczas ćwiczenia; ocena sporządzonego oprogramowania; raport z wykonanego zadania</w:t>
             </w:r>
           </w:p>
         </w:tc>
@@ -4809,7 +4768,7 @@
                 <w:i w:val="0"/>
                 <w:sz w:val="22"/>
               </w:rPr>
-              <w:t>Rozwiązywanie zadań programistycznych; Kryteria oceny; ocena pracy podczas laboratoriów; ocena sporządzonych programów/skryptów; raport z wykonanego zadania; prezentacja rozwiązań zadań; Nie dotyczy</w:t>
+              <w:t>ocena pracy podczas ćwiczenia; ocena sporządzonego oprogramowania; raport z wykonanego zadania</w:t>
             </w:r>
           </w:p>
         </w:tc>
@@ -4867,7 +4826,7 @@
                 <w:i w:val="0"/>
                 <w:sz w:val="22"/>
               </w:rPr>
-              <w:t>Rozwiązywanie zadań programistycznych; Kryteria oceny; ocena pracy podczas laboratoriów; ocena sporządzonych programów/skryptów; raport z wykonanego zadania; prezentacja rozwiązań zadań; Nie dotyczy</w:t>
+              <w:t>ocena pracy podczas ćwiczenia; ocena sporządzonego oprogramowania; raport z wykonanego zadania</w:t>
             </w:r>
           </w:p>
         </w:tc>
@@ -4925,7 +4884,7 @@
                 <w:i w:val="0"/>
                 <w:sz w:val="22"/>
               </w:rPr>
-              <w:t>Rozwiązywanie zadań programistycznych; Kryteria oceny; ocena pracy podczas laboratoriów; ocena sporządzonych programów/skryptów; raport z wykonanego zadania; prezentacja rozwiązań zadań; Nie dotyczy</w:t>
+              <w:t>ocena pracy podczas ćwiczenia; ocena sporządzonego oprogramowania; raport z wykonanego zadania</w:t>
             </w:r>
           </w:p>
         </w:tc>
@@ -4983,7 +4942,7 @@
                 <w:i w:val="0"/>
                 <w:sz w:val="22"/>
               </w:rPr>
-              <w:t>Rozwiązywanie zadań programistycznych; Kryteria oceny; ocena pracy podczas laboratoriów; ocena sporządzonych programów/skryptów; raport z wykonanego zadania; prezentacja rozwiązań zadań; Nie dotyczy</w:t>
+              <w:t>ocena pracy podczas ćwiczenia; ocena sporządzonego oprogramowania; raport z wykonanego zadania</w:t>
             </w:r>
           </w:p>
         </w:tc>
@@ -5041,7 +5000,7 @@
                 <w:i w:val="0"/>
                 <w:sz w:val="22"/>
               </w:rPr>
-              <w:t>Rozwiązywanie zadań programistycznych; Kryteria oceny; ocena pracy podczas laboratoriów; ocena sporządzonych programów/skryptów; raport z wykonanego zadania; prezentacja rozwiązań zadań; Nie dotyczy</w:t>
+              <w:t>ocena pracy podczas ćwiczenia; ocena sporządzonego oprogramowania; raport z wykonanego zadania</w:t>
             </w:r>
           </w:p>
         </w:tc>
@@ -5099,7 +5058,7 @@
                 <w:i w:val="0"/>
                 <w:sz w:val="22"/>
               </w:rPr>
-              <w:t>Rozwiązywanie zadań programistycznych; Kryteria oceny; ocena pracy podczas laboratoriów; ocena sporządzonych programów/skryptów; raport z wykonanego zadania; prezentacja rozwiązań zadań; Nie dotyczy</w:t>
+              <w:t>ocena pracy podczas ćwiczenia; ocena sporządzonego oprogramowania; raport z wykonanego zadania</w:t>
             </w:r>
           </w:p>
         </w:tc>
@@ -5157,7 +5116,7 @@
                 <w:i w:val="0"/>
                 <w:sz w:val="22"/>
               </w:rPr>
-              <w:t>Rozwiązywanie zadań programistycznych; Kryteria oceny; ocena pracy podczas laboratoriów; ocena sporządzonych programów/skryptów; raport z wykonanego zadania; prezentacja rozwiązań zadań; Nie dotyczy</w:t>
+              <w:t>ocena pracy podczas ćwiczenia; ocena sporządzonego oprogramowania; raport z wykonanego zadania</w:t>
             </w:r>
           </w:p>
         </w:tc>
@@ -5215,7 +5174,7 @@
                 <w:i w:val="0"/>
                 <w:sz w:val="22"/>
               </w:rPr>
-              <w:t>Rozwiązywanie zadań programistycznych; Kryteria oceny; ocena pracy podczas laboratoriów; ocena sporządzonych programów/skryptów; raport z wykonanego zadania; prezentacja rozwiązań zadań; Nie dotyczy</w:t>
+              <w:t>ocena pracy podczas ćwiczenia; ocena sporządzonego oprogramowania; raport z wykonanego zadania</w:t>
             </w:r>
           </w:p>
         </w:tc>
@@ -5273,7 +5232,7 @@
                 <w:i w:val="0"/>
                 <w:sz w:val="22"/>
               </w:rPr>
-              <w:t>Rozwiązywanie zadań programistycznych; Kryteria oceny; ocena pracy podczas laboratoriów; ocena sporządzonych programów/skryptów; raport z wykonanego zadania; prezentacja rozwiązań zadań; Nie dotyczy</w:t>
+              <w:t>ocena pracy podczas ćwiczenia; ocena sporządzonego oprogramowania; raport z wykonanego zadania</w:t>
             </w:r>
           </w:p>
         </w:tc>
@@ -5331,7 +5290,7 @@
                 <w:i w:val="0"/>
                 <w:sz w:val="22"/>
               </w:rPr>
-              <w:t>Rozwiązywanie zadań programistycznych; Kryteria oceny; ocena pracy podczas laboratoriów; ocena sporządzonych programów/skryptów; raport z wykonanego zadania; prezentacja rozwiązań zadań; Nie dotyczy</w:t>
+              <w:t>ocena pracy podczas ćwiczenia; ocena sporządzonego oprogramowania; raport z wykonanego zadania</w:t>
             </w:r>
           </w:p>
         </w:tc>
@@ -5389,7 +5348,7 @@
                 <w:i w:val="0"/>
                 <w:sz w:val="22"/>
               </w:rPr>
-              <w:t>Rozwiązywanie zadań programistycznych; Kryteria oceny; ocena pracy podczas laboratoriów; ocena sporządzonych programów/skryptów; raport z wykonanego zadania; prezentacja rozwiązań zadań; Nie dotyczy</w:t>
+              <w:t>ocena pracy podczas ćwiczenia; ocena sporządzonego oprogramowania; raport z wykonanego zadania</w:t>
             </w:r>
           </w:p>
         </w:tc>
@@ -5447,7 +5406,7 @@
                 <w:i w:val="0"/>
                 <w:sz w:val="22"/>
               </w:rPr>
-              <w:t>Rozwiązywanie zadań programistycznych; Kryteria oceny; ocena pracy podczas laboratoriów; ocena sporządzonych programów/skryptów; raport z wykonanego zadania; prezentacja rozwiązań zadań; Nie dotyczy</w:t>
+              <w:t>ocena pracy podczas ćwiczenia; ocena sporządzonego oprogramowania; raport z wykonanego zadania</w:t>
             </w:r>
           </w:p>
         </w:tc>
@@ -5505,7 +5464,7 @@
                 <w:i w:val="0"/>
                 <w:sz w:val="22"/>
               </w:rPr>
-              <w:t>Rozwiązywanie zadań programistycznych; Kryteria oceny; ocena pracy podczas laboratoriów; ocena sporządzonych programów/skryptów; raport z wykonanego zadania; prezentacja rozwiązań zadań; Nie dotyczy</w:t>
+              <w:t>ocena pracy podczas ćwiczenia; ocena sporządzonego oprogramowania; raport z wykonanego zadania</w:t>
             </w:r>
           </w:p>
         </w:tc>
@@ -5563,7 +5522,7 @@
                 <w:i w:val="0"/>
                 <w:sz w:val="22"/>
               </w:rPr>
-              <w:t>Rozwiązywanie zadań programistycznych; Kryteria oceny; ocena pracy podczas laboratoriów; ocena sporządzonych programów/skryptów; raport z wykonanego zadania; prezentacja rozwiązań zadań; Nie dotyczy</w:t>
+              <w:t>ocena pracy podczas ćwiczenia; ocena sporządzonego oprogramowania; raport z wykonanego zadania</w:t>
             </w:r>
           </w:p>
         </w:tc>
@@ -5621,7 +5580,7 @@
                 <w:i w:val="0"/>
                 <w:sz w:val="22"/>
               </w:rPr>
-              <w:t>Rozwiązywanie zadań programistycznych; Kryteria oceny; ocena pracy podczas laboratoriów; ocena sporządzonych programów/skryptów; raport z wykonanego zadania; prezentacja rozwiązań zadań; Nie dotyczy</w:t>
+              <w:t>ocena pracy podczas ćwiczenia; ocena sporządzonego oprogramowania; raport z wykonanego zadania</w:t>
             </w:r>
           </w:p>
         </w:tc>
@@ -5679,7 +5638,7 @@
                 <w:i w:val="0"/>
                 <w:sz w:val="22"/>
               </w:rPr>
-              <w:t>Rozwiązywanie zadań programistycznych; Kryteria oceny; ocena pracy podczas laboratoriów; ocena sporządzonych programów/skryptów; raport z wykonanego zadania; prezentacja rozwiązań zadań; Nie dotyczy</w:t>
+              <w:t>ocena pracy podczas ćwiczenia; ocena sporządzonego oprogramowania; raport z wykonanego zadania</w:t>
             </w:r>
           </w:p>
         </w:tc>
@@ -5737,7 +5696,7 @@
                 <w:i w:val="0"/>
                 <w:sz w:val="22"/>
               </w:rPr>
-              <w:t>Rozwiązywanie zadań programistycznych; Kryteria oceny; ocena pracy podczas laboratoriów; ocena sporządzonych programów/skryptów; raport z wykonanego zadania; prezentacja rozwiązań zadań; Nie dotyczy</w:t>
+              <w:t>ocena pracy podczas ćwiczenia; ocena sporządzonego oprogramowania; raport z wykonanego zadania</w:t>
             </w:r>
           </w:p>
         </w:tc>
@@ -5795,7 +5754,7 @@
                 <w:i w:val="0"/>
                 <w:sz w:val="22"/>
               </w:rPr>
-              <w:t>Rozwiązywanie zadań programistycznych; Kryteria oceny; ocena pracy podczas laboratoriów; ocena sporządzonych programów/skryptów; raport z wykonanego zadania; prezentacja rozwiązań zadań; Nie dotyczy</w:t>
+              <w:t>ocena pracy podczas ćwiczenia; ocena sporządzonego oprogramowania; raport z wykonanego zadania</w:t>
             </w:r>
           </w:p>
         </w:tc>
@@ -5853,7 +5812,7 @@
                 <w:i w:val="0"/>
                 <w:sz w:val="22"/>
               </w:rPr>
-              <w:t>Rozwiązywanie zadań programistycznych; Kryteria oceny; ocena pracy podczas laboratoriów; ocena sporządzonych programów/skryptów; raport z wykonanego zadania; prezentacja rozwiązań zadań; Nie dotyczy</w:t>
+              <w:t>ocena pracy podczas ćwiczenia; ocena sporządzonego oprogramowania; raport z wykonanego zadania</w:t>
             </w:r>
           </w:p>
         </w:tc>
@@ -5911,7 +5870,7 @@
                 <w:i w:val="0"/>
                 <w:sz w:val="22"/>
               </w:rPr>
-              <w:t>Rozwiązywanie zadań programistycznych; Kryteria oceny; ocena pracy podczas laboratoriów; ocena sporządzonych programów/skryptów; raport z wykonanego zadania; prezentacja rozwiązań zadań; Nie dotyczy</w:t>
+              <w:t>ocena pracy podczas ćwiczenia; ocena sporządzonego oprogramowania; raport z wykonanego zadania</w:t>
             </w:r>
           </w:p>
         </w:tc>
@@ -5969,7 +5928,7 @@
                 <w:i w:val="0"/>
                 <w:sz w:val="22"/>
               </w:rPr>
-              <w:t>Rozwiązywanie zadań programistycznych; Kryteria oceny; ocena pracy podczas laboratoriów; ocena sporządzonych programów/skryptów; raport z wykonanego zadania; prezentacja rozwiązań zadań; Nie dotyczy</w:t>
+              <w:t>ocena pracy podczas ćwiczenia; ocena sporządzonego oprogramowania; raport z wykonanego zadania</w:t>
             </w:r>
           </w:p>
         </w:tc>
@@ -6027,7 +5986,7 @@
                 <w:i w:val="0"/>
                 <w:sz w:val="22"/>
               </w:rPr>
-              <w:t>Rozwiązywanie zadań programistycznych; Kryteria oceny; ocena pracy podczas laboratoriów; ocena sporządzonych programów/skryptów; raport z wykonanego zadania; prezentacja rozwiązań zadań; Nie dotyczy</w:t>
+              <w:t>ocena pracy podczas ćwiczenia; ocena sporządzonego oprogramowania; raport z wykonanego zadania</w:t>
             </w:r>
           </w:p>
         </w:tc>
@@ -6085,7 +6044,7 @@
                 <w:i w:val="0"/>
                 <w:sz w:val="22"/>
               </w:rPr>
-              <w:t>Rozwiązywanie zadań programistycznych; Kryteria oceny; ocena pracy podczas laboratoriów; ocena sporządzonych programów/skryptów; raport z wykonanego zadania; prezentacja rozwiązań zadań; Nie dotyczy</w:t>
+              <w:t>ocena pracy podczas ćwiczenia; ocena sporządzonego oprogramowania; raport z wykonanego zadania</w:t>
             </w:r>
           </w:p>
         </w:tc>
@@ -6143,7 +6102,7 @@
                 <w:i w:val="0"/>
                 <w:sz w:val="22"/>
               </w:rPr>
-              <w:t>Rozwiązywanie zadań programistycznych; Kryteria oceny; ocena pracy podczas laboratoriów; ocena sporządzonych programów/skryptów; raport z wykonanego zadania; prezentacja rozwiązań zadań; Nie dotyczy</w:t>
+              <w:t>ocena pracy podczas ćwiczenia; ocena sporządzonego oprogramowania; raport z wykonanego zadania</w:t>
             </w:r>
           </w:p>
         </w:tc>
@@ -6201,7 +6160,7 @@
                 <w:i w:val="0"/>
                 <w:sz w:val="22"/>
               </w:rPr>
-              <w:t>Rozwiązywanie zadań programistycznych; Kryteria oceny; ocena pracy podczas laboratoriów; ocena sporządzonych programów/skryptów; raport z wykonanego zadania; prezentacja rozwiązań zadań; Nie dotyczy</w:t>
+              <w:t>ocena pracy podczas ćwiczenia; ocena sporządzonego oprogramowania; raport z wykonanego zadania</w:t>
             </w:r>
           </w:p>
         </w:tc>
@@ -6259,7 +6218,7 @@
                 <w:i w:val="0"/>
                 <w:sz w:val="22"/>
               </w:rPr>
-              <w:t>Rozwiązywanie zadań programistycznych; Kryteria oceny; ocena pracy podczas laboratoriów; ocena sporządzonych programów/skryptów; raport z wykonanego zadania; prezentacja rozwiązań zadań; Nie dotyczy</w:t>
+              <w:t>ocena pracy podczas ćwiczenia; ocena sporządzonego oprogramowania; raport z wykonanego zadania</w:t>
             </w:r>
           </w:p>
         </w:tc>
@@ -6317,7 +6276,7 @@
                 <w:i w:val="0"/>
                 <w:sz w:val="22"/>
               </w:rPr>
-              <w:t>Rozwiązywanie zadań programistycznych; Kryteria oceny; ocena pracy podczas laboratoriów; ocena sporządzonych programów/skryptów; raport z wykonanego zadania; prezentacja rozwiązań zadań; Nie dotyczy</w:t>
+              <w:t>ocena pracy podczas ćwiczenia; ocena sporządzonego oprogramowania; raport z wykonanego zadania</w:t>
             </w:r>
           </w:p>
         </w:tc>
@@ -6375,7 +6334,7 @@
                 <w:i w:val="0"/>
                 <w:sz w:val="22"/>
               </w:rPr>
-              <w:t>Rozwiązywanie zadań programistycznych; Kryteria oceny; ocena pracy podczas laboratoriów; ocena sporządzonych programów/skryptów; raport z wykonanego zadania; prezentacja rozwiązań zadań; Nie dotyczy</w:t>
+              <w:t>ocena pracy podczas ćwiczenia; ocena sporządzonego oprogramowania; raport z wykonanego zadania</w:t>
             </w:r>
           </w:p>
         </w:tc>
@@ -6433,7 +6392,7 @@
                 <w:i w:val="0"/>
                 <w:sz w:val="22"/>
               </w:rPr>
-              <w:t>Rozwiązywanie zadań programistycznych; Kryteria oceny; ocena pracy podczas laboratoriów; ocena sporządzonych programów/skryptów; raport z wykonanego zadania; prezentacja rozwiązań zadań; Nie dotyczy</w:t>
+              <w:t>ocena pracy podczas ćwiczenia; ocena sporządzonego oprogramowania; raport z wykonanego zadania</w:t>
             </w:r>
           </w:p>
         </w:tc>
@@ -6491,7 +6450,7 @@
                 <w:i w:val="0"/>
                 <w:sz w:val="22"/>
               </w:rPr>
-              <w:t>Rozwiązywanie zadań programistycznych; Kryteria oceny; ocena pracy podczas laboratoriów; ocena sporządzonych programów/skryptów; raport z wykonanego zadania; prezentacja rozwiązań zadań; Nie dotyczy</w:t>
+              <w:t>ocena pracy podczas ćwiczenia; ocena sporządzonego oprogramowania; raport z wykonanego zadania</w:t>
             </w:r>
           </w:p>
         </w:tc>
@@ -6549,7 +6508,7 @@
                 <w:i w:val="0"/>
                 <w:sz w:val="22"/>
               </w:rPr>
-              <w:t>Rozwiązywanie zadań programistycznych; Kryteria oceny; ocena pracy podczas laboratoriów; ocena sporządzonych programów/skryptów; raport z wykonanego zadania; prezentacja rozwiązań zadań; Nie dotyczy</w:t>
+              <w:t>ocena pracy podczas ćwiczenia; ocena sporządzonego oprogramowania; raport z wykonanego zadania</w:t>
             </w:r>
           </w:p>
         </w:tc>
@@ -6607,7 +6566,7 @@
                 <w:i w:val="0"/>
                 <w:sz w:val="22"/>
               </w:rPr>
-              <w:t>Rozwiązywanie zadań programistycznych; Kryteria oceny; ocena pracy podczas laboratoriów; ocena sporządzonych programów/skryptów; raport z wykonanego zadania; prezentacja rozwiązań zadań; Nie dotyczy</w:t>
+              <w:t>ocena pracy podczas ćwiczenia; ocena sporządzonego oprogramowania; raport z wykonanego zadania</w:t>
             </w:r>
           </w:p>
         </w:tc>
@@ -6665,7 +6624,7 @@
                 <w:i w:val="0"/>
                 <w:sz w:val="22"/>
               </w:rPr>
-              <w:t>Rozwiązywanie zadań programistycznych; Kryteria oceny; ocena pracy podczas laboratoriów; ocena sporządzonych programów/skryptów; raport z wykonanego zadania; prezentacja rozwiązań zadań; Nie dotyczy</w:t>
+              <w:t>ocena pracy podczas ćwiczenia; ocena sporządzonego oprogramowania; raport z wykonanego zadania</w:t>
             </w:r>
           </w:p>
         </w:tc>
@@ -6723,7 +6682,7 @@
                 <w:i w:val="0"/>
                 <w:sz w:val="22"/>
               </w:rPr>
-              <w:t>Rozwiązywanie zadań programistycznych; Kryteria oceny; ocena pracy podczas laboratoriów; ocena sporządzonych programów/skryptów; raport z wykonanego zadania; prezentacja rozwiązań zadań; Nie dotyczy</w:t>
+              <w:t>ocena pracy podczas ćwiczenia; ocena sporządzonego oprogramowania; raport z wykonanego zadania</w:t>
             </w:r>
           </w:p>
         </w:tc>
@@ -6781,7 +6740,7 @@
                 <w:i w:val="0"/>
                 <w:sz w:val="22"/>
               </w:rPr>
-              <w:t>Rozwiązywanie zadań programistycznych; Kryteria oceny; ocena pracy podczas laboratoriów; ocena sporządzonych programów/skryptów; raport z wykonanego zadania; prezentacja rozwiązań zadań; Nie dotyczy</w:t>
+              <w:t>ocena pracy podczas ćwiczenia; ocena sporządzonego oprogramowania; raport z wykonanego zadania</w:t>
             </w:r>
           </w:p>
         </w:tc>
@@ -6839,7 +6798,7 @@
                 <w:i w:val="0"/>
                 <w:sz w:val="22"/>
               </w:rPr>
-              <w:t>Rozwiązywanie zadań programistycznych; Kryteria oceny; ocena pracy podczas laboratoriów; ocena sporządzonych programów/skryptów; raport z wykonanego zadania; prezentacja rozwiązań zadań; Nie dotyczy</w:t>
+              <w:t>ocena pracy podczas ćwiczenia; ocena sporządzonego oprogramowania; raport z wykonanego zadania</w:t>
             </w:r>
           </w:p>
         </w:tc>
@@ -6897,7 +6856,7 @@
                 <w:i w:val="0"/>
                 <w:sz w:val="22"/>
               </w:rPr>
-              <w:t>Rozwiązywanie zadań programistycznych; Kryteria oceny; ocena pracy podczas laboratoriów; ocena sporządzonych programów/skryptów; raport z wykonanego zadania; prezentacja rozwiązań zadań; Nie dotyczy</w:t>
+              <w:t>ocena pracy podczas ćwiczenia; ocena sporządzonego oprogramowania; raport z wykonanego zadania</w:t>
             </w:r>
           </w:p>
         </w:tc>
@@ -6955,7 +6914,7 @@
                 <w:i w:val="0"/>
                 <w:sz w:val="22"/>
               </w:rPr>
-              <w:t>Rozwiązywanie zadań programistycznych; Kryteria oceny; ocena pracy podczas laboratoriów; ocena sporządzonych programów/skryptów; raport z wykonanego zadania; prezentacja rozwiązań zadań; Nie dotyczy</w:t>
+              <w:t>ocena pracy podczas ćwiczenia; ocena sporządzonego oprogramowania; raport z wykonanego zadania</w:t>
             </w:r>
           </w:p>
         </w:tc>
@@ -7013,7 +6972,7 @@
                 <w:i w:val="0"/>
                 <w:sz w:val="22"/>
               </w:rPr>
-              <w:t>Rozwiązywanie zadań programistycznych; Kryteria oceny; ocena pracy podczas laboratoriów; ocena sporządzonych programów/skryptów; raport z wykonanego zadania; prezentacja rozwiązań zadań; Nie dotyczy</w:t>
+              <w:t>ocena pracy podczas ćwiczenia; ocena sporządzonego oprogramowania; raport z wykonanego zadania</w:t>
             </w:r>
           </w:p>
         </w:tc>
@@ -7071,7 +7030,7 @@
                 <w:i w:val="0"/>
                 <w:sz w:val="22"/>
               </w:rPr>
-              <w:t>Rozwiązywanie zadań programistycznych; Kryteria oceny; ocena pracy podczas laboratoriów; ocena sporządzonych programów/skryptów; raport z wykonanego zadania; prezentacja rozwiązań zadań; Nie dotyczy</w:t>
+              <w:t>ocena pracy podczas ćwiczenia; ocena sporządzonego oprogramowania; raport z wykonanego zadania</w:t>
             </w:r>
           </w:p>
         </w:tc>
@@ -7129,7 +7088,7 @@
                 <w:i w:val="0"/>
                 <w:sz w:val="22"/>
               </w:rPr>
-              <w:t>Rozwiązywanie zadań programistycznych; Kryteria oceny; ocena pracy podczas laboratoriów; ocena sporządzonych programów/skryptów; raport z wykonanego zadania; prezentacja rozwiązań zadań; Nie dotyczy</w:t>
+              <w:t>ocena pracy podczas ćwiczenia; ocena sporządzonego oprogramowania; raport z wykonanego zadania</w:t>
             </w:r>
           </w:p>
         </w:tc>
@@ -7187,7 +7146,7 @@
                 <w:i w:val="0"/>
                 <w:sz w:val="22"/>
               </w:rPr>
-              <w:t>Rozwiązywanie zadań programistycznych; Kryteria oceny; ocena pracy podczas laboratoriów; ocena sporządzonych programów/skryptów; raport z wykonanego zadania; prezentacja rozwiązań zadań; Nie dotyczy</w:t>
+              <w:t>ocena pracy podczas ćwiczenia; ocena sporządzonego oprogramowania; raport z wykonanego zadania</w:t>
             </w:r>
           </w:p>
         </w:tc>
@@ -7245,7 +7204,7 @@
                 <w:i w:val="0"/>
                 <w:sz w:val="22"/>
               </w:rPr>
-              <w:t>Rozwiązywanie zadań programistycznych; Kryteria oceny; ocena pracy podczas laboratoriów; ocena sporządzonych programów/skryptów; raport z wykonanego zadania; prezentacja rozwiązań zadań; Nie dotyczy</w:t>
+              <w:t>ocena pracy podczas ćwiczenia; ocena sporządzonego oprogramowania; raport z wykonanego zadania</w:t>
             </w:r>
           </w:p>
         </w:tc>
@@ -7303,7 +7262,7 @@
                 <w:i w:val="0"/>
                 <w:sz w:val="22"/>
               </w:rPr>
-              <w:t>Rozwiązywanie zadań programistycznych; Kryteria oceny; ocena pracy podczas laboratoriów; ocena sporządzonych programów/skryptów; raport z wykonanego zadania; prezentacja rozwiązań zadań; Nie dotyczy</w:t>
+              <w:t>ocena pracy podczas ćwiczenia; ocena sporządzonego oprogramowania; raport z wykonanego zadania</w:t>
             </w:r>
           </w:p>
         </w:tc>
@@ -7361,7 +7320,7 @@
                 <w:i w:val="0"/>
                 <w:sz w:val="22"/>
               </w:rPr>
-              <w:t>Rozwiązywanie zadań programistycznych; Kryteria oceny; ocena pracy podczas laboratoriów; ocena sporządzonych programów/skryptów; raport z wykonanego zadania; prezentacja rozwiązań zadań; Nie dotyczy</w:t>
+              <w:t>ocena pracy podczas ćwiczenia; ocena sporządzonego oprogramowania; raport z wykonanego zadania</w:t>
             </w:r>
           </w:p>
         </w:tc>
@@ -7419,7 +7378,7 @@
                 <w:i w:val="0"/>
                 <w:sz w:val="22"/>
               </w:rPr>
-              <w:t>Rozwiązywanie zadań programistycznych; Kryteria oceny; ocena pracy podczas laboratoriów; ocena sporządzonych programów/skryptów; raport z wykonanego zadania; prezentacja rozwiązań zadań; Nie dotyczy</w:t>
+              <w:t>ocena pracy podczas ćwiczenia; ocena sporządzonego oprogramowania; raport z wykonanego zadania</w:t>
             </w:r>
           </w:p>
         </w:tc>
@@ -7477,7 +7436,7 @@
                 <w:i w:val="0"/>
                 <w:sz w:val="22"/>
               </w:rPr>
-              <w:t>Rozwiązywanie zadań programistycznych; Kryteria oceny; ocena pracy podczas laboratoriów; ocena sporządzonych programów/skryptów; raport z wykonanego zadania; prezentacja rozwiązań zadań; Nie dotyczy</w:t>
+              <w:t>ocena pracy podczas ćwiczenia; ocena sporządzonego oprogramowania; raport z wykonanego zadania</w:t>
             </w:r>
           </w:p>
         </w:tc>
@@ -7535,7 +7494,7 @@
                 <w:i w:val="0"/>
                 <w:sz w:val="22"/>
               </w:rPr>
-              <w:t>Rozwiązywanie zadań programistycznych; Kryteria oceny; ocena pracy podczas laboratoriów; ocena sporządzonych programów/skryptów; raport z wykonanego zadania; prezentacja rozwiązań zadań; Nie dotyczy</w:t>
+              <w:t>ocena pracy podczas ćwiczenia; ocena sporządzonego oprogramowania; raport z wykonanego zadania</w:t>
             </w:r>
           </w:p>
         </w:tc>
@@ -7593,7 +7552,7 @@
                 <w:i w:val="0"/>
                 <w:sz w:val="22"/>
               </w:rPr>
-              <w:t>Rozwiązywanie zadań programistycznych; Kryteria oceny; ocena pracy podczas laboratoriów; ocena sporządzonych programów/skryptów; raport z wykonanego zadania; prezentacja rozwiązań zadań; Nie dotyczy</w:t>
+              <w:t>ocena pracy podczas ćwiczenia; ocena sporządzonego oprogramowania; raport z wykonanego zadania</w:t>
             </w:r>
           </w:p>
         </w:tc>
@@ -7651,7 +7610,7 @@
                 <w:i w:val="0"/>
                 <w:sz w:val="22"/>
               </w:rPr>
-              <w:t>Rozwiązywanie zadań programistycznych; Kryteria oceny; ocena pracy podczas laboratoriów; ocena sporządzonych programów/skryptów; raport z wykonanego zadania; prezentacja rozwiązań zadań; Nie dotyczy</w:t>
+              <w:t>ocena pracy podczas ćwiczenia; ocena sporządzonego oprogramowania; raport z wykonanego zadania</w:t>
             </w:r>
           </w:p>
         </w:tc>
@@ -7709,7 +7668,7 @@
                 <w:i w:val="0"/>
                 <w:sz w:val="22"/>
               </w:rPr>
-              <w:t>Rozwiązywanie zadań programistycznych; Kryteria oceny; ocena pracy podczas laboratoriów; ocena sporządzonych programów/skryptów; raport z wykonanego zadania; prezentacja rozwiązań zadań; Nie dotyczy</w:t>
+              <w:t>ocena pracy podczas ćwiczenia; ocena sporządzonego oprogramowania; raport z wykonanego zadania</w:t>
             </w:r>
           </w:p>
         </w:tc>
@@ -7767,7 +7726,7 @@
                 <w:i w:val="0"/>
                 <w:sz w:val="22"/>
               </w:rPr>
-              <w:t>Rozwiązywanie zadań programistycznych; Kryteria oceny; ocena pracy podczas laboratoriów; ocena sporządzonych programów/skryptów; raport z wykonanego zadania; prezentacja rozwiązań zadań; Nie dotyczy</w:t>
+              <w:t>ocena pracy podczas ćwiczenia; ocena sporządzonego oprogramowania; raport z wykonanego zadania</w:t>
             </w:r>
           </w:p>
         </w:tc>
@@ -7825,7 +7784,7 @@
                 <w:i w:val="0"/>
                 <w:sz w:val="22"/>
               </w:rPr>
-              <w:t>Rozwiązywanie zadań programistycznych; Kryteria oceny; ocena pracy podczas laboratoriów; ocena sporządzonych programów/skryptów; raport z wykonanego zadania; prezentacja rozwiązań zadań; Nie dotyczy</w:t>
+              <w:t>ocena pracy podczas ćwiczenia; ocena sporządzonego oprogramowania; raport z wykonanego zadania</w:t>
             </w:r>
           </w:p>
         </w:tc>
@@ -7883,7 +7842,7 @@
                 <w:i w:val="0"/>
                 <w:sz w:val="22"/>
               </w:rPr>
-              <w:t>Rozwiązywanie zadań programistycznych; Kryteria oceny; ocena pracy podczas laboratoriów; ocena sporządzonych programów/skryptów; raport z wykonanego zadania; prezentacja rozwiązań zadań; Nie dotyczy</w:t>
+              <w:t>ocena pracy podczas ćwiczenia; ocena sporządzonego oprogramowania; raport z wykonanego zadania</w:t>
             </w:r>
           </w:p>
         </w:tc>
@@ -7941,7 +7900,7 @@
                 <w:i w:val="0"/>
                 <w:sz w:val="22"/>
               </w:rPr>
-              <w:t>Rozwiązywanie zadań programistycznych; Kryteria oceny; ocena pracy podczas laboratoriów; ocena sporządzonych programów/skryptów; raport z wykonanego zadania; prezentacja rozwiązań zadań; Nie dotyczy</w:t>
+              <w:t>ocena pracy podczas ćwiczenia; ocena sporządzonego oprogramowania; raport z wykonanego zadania</w:t>
             </w:r>
           </w:p>
         </w:tc>
@@ -7999,7 +7958,7 @@
                 <w:i w:val="0"/>
                 <w:sz w:val="22"/>
               </w:rPr>
-              <w:t>Rozwiązywanie zadań programistycznych; Kryteria oceny; ocena pracy podczas laboratoriów; ocena sporządzonych programów/skryptów; raport z wykonanego zadania; prezentacja rozwiązań zadań; Nie dotyczy</w:t>
+              <w:t>ocena pracy podczas ćwiczenia; ocena sporządzonego oprogramowania; raport z wykonanego zadania</w:t>
             </w:r>
           </w:p>
         </w:tc>
@@ -8057,7 +8016,7 @@
                 <w:i w:val="0"/>
                 <w:sz w:val="22"/>
               </w:rPr>
-              <w:t>Rozwiązywanie zadań programistycznych; Kryteria oceny; ocena pracy podczas laboratoriów; ocena sporządzonych programów/skryptów; raport z wykonanego zadania; prezentacja rozwiązań zadań; Nie dotyczy</w:t>
+              <w:t>ocena pracy podczas ćwiczenia; ocena sporządzonego oprogramowania; raport z wykonanego zadania</w:t>
             </w:r>
           </w:p>
         </w:tc>
@@ -8115,7 +8074,7 @@
                 <w:i w:val="0"/>
                 <w:sz w:val="22"/>
               </w:rPr>
-              <w:t>Rozwiązywanie zadań programistycznych; Kryteria oceny; ocena pracy podczas laboratoriów; ocena sporządzonych programów/skryptów; raport z wykonanego zadania; prezentacja rozwiązań zadań; Nie dotyczy</w:t>
+              <w:t>ocena pracy podczas ćwiczenia; ocena sporządzonego oprogramowania; raport z wykonanego zadania</w:t>
             </w:r>
           </w:p>
         </w:tc>
@@ -8173,7 +8132,7 @@
                 <w:i w:val="0"/>
                 <w:sz w:val="22"/>
               </w:rPr>
-              <w:t>Rozwiązywanie zadań programistycznych; Kryteria oceny; ocena pracy podczas laboratoriów; ocena sporządzonych programów/skryptów; raport z wykonanego zadania; prezentacja rozwiązań zadań; Nie dotyczy</w:t>
+              <w:t>ocena pracy podczas ćwiczenia; ocena sporządzonego oprogramowania; raport z wykonanego zadania</w:t>
             </w:r>
           </w:p>
         </w:tc>
@@ -8231,7 +8190,7 @@
                 <w:i w:val="0"/>
                 <w:sz w:val="22"/>
               </w:rPr>
-              <w:t>Rozwiązywanie zadań programistycznych; Kryteria oceny; ocena pracy podczas laboratoriów; ocena sporządzonych programów/skryptów; raport z wykonanego zadania; prezentacja rozwiązań zadań; Nie dotyczy</w:t>
+              <w:t>ocena pracy podczas ćwiczenia; ocena sporządzonego oprogramowania; raport z wykonanego zadania</w:t>
             </w:r>
           </w:p>
         </w:tc>
@@ -8289,7 +8248,7 @@
                 <w:i w:val="0"/>
                 <w:sz w:val="22"/>
               </w:rPr>
-              <w:t>Rozwiązywanie zadań programistycznych; Kryteria oceny; ocena pracy podczas laboratoriów; ocena sporządzonych programów/skryptów; raport z wykonanego zadania; prezentacja rozwiązań zadań; Nie dotyczy</w:t>
+              <w:t>ocena pracy podczas ćwiczenia; ocena sporządzonego oprogramowania; raport z wykonanego zadania</w:t>
             </w:r>
           </w:p>
         </w:tc>
@@ -8347,7 +8306,7 @@
                 <w:i w:val="0"/>
                 <w:sz w:val="22"/>
               </w:rPr>
-              <w:t>Rozwiązywanie zadań programistycznych; Kryteria oceny; ocena pracy podczas laboratoriów; ocena sporządzonych programów/skryptów; raport z wykonanego zadania; prezentacja rozwiązań zadań; Nie dotyczy</w:t>
+              <w:t>ocena pracy podczas ćwiczenia; ocena sporządzonego oprogramowania; raport z wykonanego zadania</w:t>
             </w:r>
           </w:p>
         </w:tc>
@@ -8405,7 +8364,7 @@
                 <w:i w:val="0"/>
                 <w:sz w:val="22"/>
               </w:rPr>
-              <w:t>Rozwiązywanie zadań programistycznych; Kryteria oceny; ocena pracy podczas laboratoriów; ocena sporządzonych programów/skryptów; raport z wykonanego zadania; prezentacja rozwiązań zadań; Nie dotyczy</w:t>
+              <w:t>ocena pracy podczas ćwiczenia; ocena sporządzonego oprogramowania; raport z wykonanego zadania</w:t>
             </w:r>
           </w:p>
         </w:tc>
@@ -8463,7 +8422,7 @@
                 <w:i w:val="0"/>
                 <w:sz w:val="22"/>
               </w:rPr>
-              <w:t>Rozwiązywanie zadań programistycznych; Kryteria oceny; ocena pracy podczas laboratoriów; ocena sporządzonych programów/skryptów; raport z wykonanego zadania; prezentacja rozwiązań zadań; Nie dotyczy</w:t>
+              <w:t>ocena pracy podczas ćwiczenia; ocena sporządzonego oprogramowania; raport z wykonanego zadania</w:t>
             </w:r>
           </w:p>
         </w:tc>
@@ -8521,7 +8480,7 @@
                 <w:i w:val="0"/>
                 <w:sz w:val="22"/>
               </w:rPr>
-              <w:t>Rozwiązywanie zadań programistycznych; Kryteria oceny; ocena pracy podczas laboratoriów; ocena sporządzonych programów/skryptów; raport z wykonanego zadania; prezentacja rozwiązań zadań; Nie dotyczy</w:t>
+              <w:t>ocena pracy podczas ćwiczenia; ocena sporządzonego oprogramowania; raport z wykonanego zadania</w:t>
             </w:r>
           </w:p>
         </w:tc>
@@ -8579,7 +8538,7 @@
                 <w:i w:val="0"/>
                 <w:sz w:val="22"/>
               </w:rPr>
-              <w:t>Rozwiązywanie zadań programistycznych; Kryteria oceny; ocena pracy podczas laboratoriów; ocena sporządzonych programów/skryptów; raport z wykonanego zadania; prezentacja rozwiązań zadań; Nie dotyczy</w:t>
+              <w:t>ocena pracy podczas ćwiczenia; ocena sporządzonego oprogramowania; raport z wykonanego zadania</w:t>
             </w:r>
           </w:p>
         </w:tc>
@@ -8637,7 +8596,7 @@
                 <w:i w:val="0"/>
                 <w:sz w:val="22"/>
               </w:rPr>
-              <w:t>Rozwiązywanie zadań programistycznych; Kryteria oceny; ocena pracy podczas laboratoriów; ocena sporządzonych programów/skryptów; raport z wykonanego zadania; prezentacja rozwiązań zadań; Nie dotyczy</w:t>
+              <w:t>ocena pracy podczas ćwiczenia; ocena sporządzonego oprogramowania; raport z wykonanego zadania</w:t>
             </w:r>
           </w:p>
         </w:tc>
@@ -8695,7 +8654,7 @@
                 <w:i w:val="0"/>
                 <w:sz w:val="22"/>
               </w:rPr>
-              <w:t>Rozwiązywanie zadań programistycznych; Kryteria oceny; ocena pracy podczas laboratoriów; ocena sporządzonych programów/skryptów; raport z wykonanego zadania; prezentacja rozwiązań zadań; Nie dotyczy</w:t>
+              <w:t>ocena pracy podczas ćwiczenia; ocena sporządzonego oprogramowania; raport z wykonanego zadania</w:t>
             </w:r>
           </w:p>
         </w:tc>
@@ -8753,7 +8712,7 @@
                 <w:i w:val="0"/>
                 <w:sz w:val="22"/>
               </w:rPr>
-              <w:t>Rozwiązywanie zadań programistycznych; Kryteria oceny; ocena pracy podczas laboratoriów; ocena sporządzonych programów/skryptów; raport z wykonanego zadania; prezentacja rozwiązań zadań; Nie dotyczy</w:t>
+              <w:t>ocena pracy podczas ćwiczenia; ocena sporządzonego oprogramowania; raport z wykonanego zadania</w:t>
             </w:r>
           </w:p>
         </w:tc>
@@ -8811,7 +8770,7 @@
                 <w:i w:val="0"/>
                 <w:sz w:val="22"/>
               </w:rPr>
-              <w:t>Rozwiązywanie zadań programistycznych; Kryteria oceny; ocena pracy podczas laboratoriów; ocena sporządzonych programów/skryptów; raport z wykonanego zadania; prezentacja rozwiązań zadań; Nie dotyczy</w:t>
+              <w:t>ocena pracy podczas ćwiczenia; ocena sporządzonego oprogramowania; raport z wykonanego zadania</w:t>
             </w:r>
           </w:p>
         </w:tc>
@@ -8869,7 +8828,7 @@
                 <w:i w:val="0"/>
                 <w:sz w:val="22"/>
               </w:rPr>
-              <w:t>Rozwiązywanie zadań programistycznych; Kryteria oceny; ocena pracy podczas laboratoriów; ocena sporządzonych programów/skryptów; raport z wykonanego zadania; prezentacja rozwiązań zadań; Nie dotyczy</w:t>
+              <w:t>ocena pracy podczas ćwiczenia; ocena sporządzonego oprogramowania; raport z wykonanego zadania</w:t>
             </w:r>
           </w:p>
         </w:tc>
@@ -8927,7 +8886,7 @@
                 <w:i w:val="0"/>
                 <w:sz w:val="22"/>
               </w:rPr>
-              <w:t>Rozwiązywanie zadań programistycznych; Kryteria oceny; ocena pracy podczas laboratoriów; ocena sporządzonych programów/skryptów; raport z wykonanego zadania; prezentacja rozwiązań zadań; Nie dotyczy</w:t>
+              <w:t>ocena pracy podczas ćwiczenia; ocena sporządzonego oprogramowania; raport z wykonanego zadania</w:t>
             </w:r>
           </w:p>
         </w:tc>
@@ -8985,7 +8944,7 @@
                 <w:i w:val="0"/>
                 <w:sz w:val="22"/>
               </w:rPr>
-              <w:t>Rozwiązywanie zadań programistycznych; Kryteria oceny; ocena pracy podczas laboratoriów; ocena sporządzonych programów/skryptów; raport z wykonanego zadania; prezentacja rozwiązań zadań; Nie dotyczy</w:t>
+              <w:t>ocena pracy podczas ćwiczenia; ocena sporządzonego oprogramowania; raport z wykonanego zadania</w:t>
             </w:r>
           </w:p>
         </w:tc>
@@ -9043,7 +9002,7 @@
                 <w:i w:val="0"/>
                 <w:sz w:val="22"/>
               </w:rPr>
-              <w:t>Rozwiązywanie zadań programistycznych; Kryteria oceny; ocena pracy podczas laboratoriów; ocena sporządzonych programów/skryptów; raport z wykonanego zadania; prezentacja rozwiązań zadań; Nie dotyczy</w:t>
+              <w:t>ocena pracy podczas ćwiczenia; ocena sporządzonego oprogramowania; raport z wykonanego zadania</w:t>
             </w:r>
           </w:p>
         </w:tc>
@@ -9101,7 +9060,7 @@
                 <w:i w:val="0"/>
                 <w:sz w:val="22"/>
               </w:rPr>
-              <w:t>Rozwiązywanie zadań programistycznych; Kryteria oceny; ocena pracy podczas laboratoriów; ocena sporządzonych programów/skryptów; raport z wykonanego zadania; prezentacja rozwiązań zadań; Nie dotyczy</w:t>
+              <w:t>ocena pracy podczas ćwiczenia; ocena sporządzonego oprogramowania; raport z wykonanego zadania</w:t>
             </w:r>
           </w:p>
         </w:tc>
@@ -9159,7 +9118,7 @@
                 <w:i w:val="0"/>
                 <w:sz w:val="22"/>
               </w:rPr>
-              <w:t>Rozwiązywanie zadań programistycznych; Kryteria oceny; ocena pracy podczas laboratoriów; ocena sporządzonych programów/skryptów; raport z wykonanego zadania; prezentacja rozwiązań zadań; Nie dotyczy</w:t>
+              <w:t>ocena pracy podczas ćwiczenia; ocena sporządzonego oprogramowania; raport z wykonanego zadania</w:t>
             </w:r>
           </w:p>
         </w:tc>
@@ -9217,7 +9176,7 @@
                 <w:i w:val="0"/>
                 <w:sz w:val="22"/>
               </w:rPr>
-              <w:t>Rozwiązywanie zadań programistycznych; Kryteria oceny; ocena pracy podczas laboratoriów; ocena sporządzonych programów/skryptów; raport z wykonanego zadania; prezentacja rozwiązań zadań; Nie dotyczy</w:t>
+              <w:t>ocena pracy podczas ćwiczenia; ocena sporządzonego oprogramowania; raport z wykonanego zadania</w:t>
             </w:r>
           </w:p>
         </w:tc>
@@ -9275,7 +9234,7 @@
                 <w:i w:val="0"/>
                 <w:sz w:val="22"/>
               </w:rPr>
-              <w:t>Rozwiązywanie zadań programistycznych; Kryteria oceny; ocena pracy podczas laboratoriów; ocena sporządzonych programów/skryptów; raport z wykonanego zadania; prezentacja rozwiązań zadań; Nie dotyczy</w:t>
+              <w:t>ocena pracy podczas ćwiczenia; ocena sporządzonego oprogramowania; raport z wykonanego zadania</w:t>
             </w:r>
           </w:p>
         </w:tc>
@@ -9333,7 +9292,7 @@
                 <w:i w:val="0"/>
                 <w:sz w:val="22"/>
               </w:rPr>
-              <w:t>Rozwiązywanie zadań programistycznych; Kryteria oceny; ocena pracy podczas laboratoriów; ocena sporządzonych programów/skryptów; raport z wykonanego zadania; prezentacja rozwiązań zadań; Nie dotyczy</w:t>
+              <w:t>ocena pracy podczas ćwiczenia; ocena sporządzonego oprogramowania; raport z wykonanego zadania</w:t>
             </w:r>
           </w:p>
         </w:tc>
@@ -9391,7 +9350,7 @@
                 <w:i w:val="0"/>
                 <w:sz w:val="22"/>
               </w:rPr>
-              <w:t>Rozwiązywanie zadań programistycznych; Kryteria oceny; ocena pracy podczas laboratoriów; ocena sporządzonych programów/skryptów; raport z wykonanego zadania; prezentacja rozwiązań zadań; Nie dotyczy</w:t>
+              <w:t>ocena pracy podczas ćwiczenia; ocena sporządzonego oprogramowania; raport z wykonanego zadania</w:t>
             </w:r>
           </w:p>
         </w:tc>
@@ -9449,7 +9408,7 @@
                 <w:i w:val="0"/>
                 <w:sz w:val="22"/>
               </w:rPr>
-              <w:t>Rozwiązywanie zadań programistycznych; Kryteria oceny; ocena pracy podczas laboratoriów; ocena sporządzonych programów/skryptów; raport z wykonanego zadania; prezentacja rozwiązań zadań; Nie dotyczy</w:t>
+              <w:t>ocena pracy podczas ćwiczenia; ocena sporządzonego oprogramowania; raport z wykonanego zadania</w:t>
             </w:r>
           </w:p>
         </w:tc>
@@ -9507,7 +9466,7 @@
                 <w:i w:val="0"/>
                 <w:sz w:val="22"/>
               </w:rPr>
-              <w:t>Rozwiązywanie zadań programistycznych; Kryteria oceny; ocena pracy podczas laboratoriów; ocena sporządzonych programów/skryptów; raport z wykonanego zadania; prezentacja rozwiązań zadań; Nie dotyczy</w:t>
+              <w:t>ocena pracy podczas ćwiczenia; ocena sporządzonego oprogramowania; raport z wykonanego zadania</w:t>
             </w:r>
           </w:p>
         </w:tc>
@@ -9565,7 +9524,7 @@
                 <w:i w:val="0"/>
                 <w:sz w:val="22"/>
               </w:rPr>
-              <w:t>Rozwiązywanie zadań programistycznych; Kryteria oceny; ocena pracy podczas laboratoriów; ocena sporządzonych programów/skryptów; raport z wykonanego zadania; prezentacja rozwiązań zadań; Nie dotyczy</w:t>
+              <w:t>ocena pracy podczas ćwiczenia; ocena sporządzonego oprogramowania; raport z wykonanego zadania</w:t>
             </w:r>
           </w:p>
         </w:tc>
@@ -9623,7 +9582,7 @@
                 <w:i w:val="0"/>
                 <w:sz w:val="22"/>
               </w:rPr>
-              <w:t>Rozwiązywanie zadań programistycznych; Kryteria oceny; ocena pracy podczas laboratoriów; ocena sporządzonych programów/skryptów; raport z wykonanego zadania; prezentacja rozwiązań zadań; Nie dotyczy</w:t>
+              <w:t>ocena pracy podczas ćwiczenia; ocena sporządzonego oprogramowania; raport z wykonanego zadania</w:t>
             </w:r>
           </w:p>
         </w:tc>
@@ -9681,7 +9640,7 @@
                 <w:i w:val="0"/>
                 <w:sz w:val="22"/>
               </w:rPr>
-              <w:t>Rozwiązywanie zadań programistycznych; Kryteria oceny; ocena pracy podczas laboratoriów; ocena sporządzonych programów/skryptów; raport z wykonanego zadania; prezentacja rozwiązań zadań; Nie dotyczy</w:t>
+              <w:t>ocena pracy podczas ćwiczenia; ocena sporządzonego oprogramowania; raport z wykonanego zadania</w:t>
             </w:r>
           </w:p>
         </w:tc>
@@ -9739,7 +9698,7 @@
                 <w:i w:val="0"/>
                 <w:sz w:val="22"/>
               </w:rPr>
-              <w:t>Rozwiązywanie zadań programistycznych; Kryteria oceny; ocena pracy podczas laboratoriów; ocena sporządzonych programów/skryptów; raport z wykonanego zadania; prezentacja rozwiązań zadań; Nie dotyczy</w:t>
+              <w:t>ocena pracy podczas ćwiczenia; ocena sporządzonego oprogramowania; raport z wykonanego zadania</w:t>
             </w:r>
           </w:p>
         </w:tc>
@@ -9797,7 +9756,7 @@
                 <w:i w:val="0"/>
                 <w:sz w:val="22"/>
               </w:rPr>
-              <w:t>Rozwiązywanie zadań programistycznych; Kryteria oceny; ocena pracy podczas laboratoriów; ocena sporządzonych programów/skryptów; raport z wykonanego zadania; prezentacja rozwiązań zadań; Nie dotyczy</w:t>
+              <w:t>ocena pracy podczas ćwiczenia; ocena sporządzonego oprogramowania; raport z wykonanego zadania</w:t>
             </w:r>
           </w:p>
         </w:tc>
@@ -9855,7 +9814,7 @@
                 <w:i w:val="0"/>
                 <w:sz w:val="22"/>
               </w:rPr>
-              <w:t>Rozwiązywanie zadań programistycznych; Kryteria oceny; ocena pracy podczas laboratoriów; ocena sporządzonych programów/skryptów; raport z wykonanego zadania; prezentacja rozwiązań zadań; Nie dotyczy</w:t>
+              <w:t>ocena pracy podczas ćwiczenia; ocena sporządzonego oprogramowania; raport z wykonanego zadania</w:t>
             </w:r>
           </w:p>
         </w:tc>
@@ -9913,7 +9872,7 @@
                 <w:i w:val="0"/>
                 <w:sz w:val="22"/>
               </w:rPr>
-              <w:t>Rozwiązywanie zadań programistycznych; Kryteria oceny; ocena pracy podczas laboratoriów; ocena sporządzonych programów/skryptów; raport z wykonanego zadania; prezentacja rozwiązań zadań; Nie dotyczy</w:t>
+              <w:t>ocena pracy podczas ćwiczenia; ocena sporządzonego oprogramowania; raport z wykonanego zadania</w:t>
             </w:r>
           </w:p>
         </w:tc>
@@ -9971,7 +9930,7 @@
                 <w:i w:val="0"/>
                 <w:sz w:val="22"/>
               </w:rPr>
-              <w:t>Rozwiązywanie zadań programistycznych; Kryteria oceny; ocena pracy podczas laboratoriów; ocena sporządzonych programów/skryptów; raport z wykonanego zadania; prezentacja rozwiązań zadań; Nie dotyczy</w:t>
+              <w:t>ocena pracy podczas ćwiczenia; ocena sporządzonego oprogramowania; raport z wykonanego zadania</w:t>
             </w:r>
           </w:p>
         </w:tc>
@@ -10029,7 +9988,7 @@
                 <w:i w:val="0"/>
                 <w:sz w:val="22"/>
               </w:rPr>
-              <w:t>Rozwiązywanie zadań programistycznych; Kryteria oceny; ocena pracy podczas laboratoriów; ocena sporządzonych programów/skryptów; raport z wykonanego zadania; prezentacja rozwiązań zadań; Nie dotyczy</w:t>
+              <w:t>ocena pracy podczas ćwiczenia; ocena sporządzonego oprogramowania; raport z wykonanego zadania</w:t>
             </w:r>
           </w:p>
         </w:tc>
@@ -10087,7 +10046,7 @@
                 <w:i w:val="0"/>
                 <w:sz w:val="22"/>
               </w:rPr>
-              <w:t>Rozwiązywanie zadań programistycznych; Kryteria oceny; ocena pracy podczas laboratoriów; ocena sporządzonych programów/skryptów; raport z wykonanego zadania; prezentacja rozwiązań zadań; Nie dotyczy</w:t>
+              <w:t>ocena pracy podczas ćwiczenia; ocena sporządzonego oprogramowania; raport z wykonanego zadania</w:t>
             </w:r>
           </w:p>
         </w:tc>
@@ -10145,7 +10104,7 @@
                 <w:i w:val="0"/>
                 <w:sz w:val="22"/>
               </w:rPr>
-              <w:t>Rozwiązywanie zadań programistycznych; Kryteria oceny; ocena pracy podczas laboratoriów; ocena sporządzonych programów/skryptów; raport z wykonanego zadania; prezentacja rozwiązań zadań; Nie dotyczy</w:t>
+              <w:t>ocena pracy podczas ćwiczenia; ocena sporządzonego oprogramowania; raport z wykonanego zadania</w:t>
             </w:r>
           </w:p>
         </w:tc>
@@ -10203,7 +10162,7 @@
                 <w:i w:val="0"/>
                 <w:sz w:val="22"/>
               </w:rPr>
-              <w:t>Rozwiązywanie zadań programistycznych; Kryteria oceny; ocena pracy podczas laboratoriów; ocena sporządzonych programów/skryptów; raport z wykonanego zadania; prezentacja rozwiązań zadań; Nie dotyczy</w:t>
+              <w:t>ocena pracy podczas ćwiczenia; ocena sporządzonego oprogramowania; raport z wykonanego zadania</w:t>
             </w:r>
           </w:p>
         </w:tc>
@@ -10261,7 +10220,7 @@
                 <w:i w:val="0"/>
                 <w:sz w:val="22"/>
               </w:rPr>
-              <w:t>Rozwiązywanie zadań programistycznych; Kryteria oceny; ocena pracy podczas laboratoriów; ocena sporządzonych programów/skryptów; raport z wykonanego zadania; prezentacja rozwiązań zadań; Nie dotyczy</w:t>
+              <w:t>ocena pracy podczas ćwiczenia; ocena sporządzonego oprogramowania; raport z wykonanego zadania</w:t>
             </w:r>
           </w:p>
         </w:tc>
@@ -10319,7 +10278,7 @@
                 <w:i w:val="0"/>
                 <w:sz w:val="22"/>
               </w:rPr>
-              <w:t>Rozwiązywanie zadań programistycznych; Kryteria oceny; ocena pracy podczas laboratoriów; ocena sporządzonych programów/skryptów; raport z wykonanego zadania; prezentacja rozwiązań zadań; Nie dotyczy</w:t>
+              <w:t>ocena pracy podczas ćwiczenia; ocena sporządzonego oprogramowania; raport z wykonanego zadania</w:t>
             </w:r>
           </w:p>
         </w:tc>
@@ -10377,7 +10336,7 @@
                 <w:i w:val="0"/>
                 <w:sz w:val="22"/>
               </w:rPr>
-              <w:t>Rozwiązywanie zadań programistycznych; Kryteria oceny; ocena pracy podczas laboratoriów; ocena sporządzonych programów/skryptów; raport z wykonanego zadania; prezentacja rozwiązań zadań; Nie dotyczy</w:t>
+              <w:t>ocena pracy podczas ćwiczenia; ocena sporządzonego oprogramowania; raport z wykonanego zadania</w:t>
             </w:r>
           </w:p>
         </w:tc>
@@ -10435,7 +10394,7 @@
                 <w:i w:val="0"/>
                 <w:sz w:val="22"/>
               </w:rPr>
-              <w:t>Rozwiązywanie zadań programistycznych; Kryteria oceny; ocena pracy podczas laboratoriów; ocena sporządzonych programów/skryptów; raport z wykonanego zadania; prezentacja rozwiązań zadań; Nie dotyczy</w:t>
+              <w:t>ocena pracy podczas ćwiczenia; ocena sporządzonego oprogramowania; raport z wykonanego zadania</w:t>
             </w:r>
           </w:p>
         </w:tc>
@@ -10493,7 +10452,7 @@
                 <w:i w:val="0"/>
                 <w:sz w:val="22"/>
               </w:rPr>
-              <w:t>Rozwiązywanie zadań programistycznych; Kryteria oceny; ocena pracy podczas laboratoriów; ocena sporządzonych programów/skryptów; raport z wykonanego zadania; prezentacja rozwiązań zadań; Nie dotyczy</w:t>
+              <w:t>ocena pracy podczas ćwiczenia; ocena sporządzonego oprogramowania; raport z wykonanego zadania</w:t>
             </w:r>
           </w:p>
         </w:tc>
@@ -10551,7 +10510,7 @@
                 <w:i w:val="0"/>
                 <w:sz w:val="22"/>
               </w:rPr>
-              <w:t>Rozwiązywanie zadań programistycznych; Kryteria oceny; ocena pracy podczas laboratoriów; ocena sporządzonych programów/skryptów; raport z wykonanego zadania; prezentacja rozwiązań zadań; Nie dotyczy</w:t>
+              <w:t>ocena pracy podczas ćwiczenia; ocena sporządzonego oprogramowania; raport z wykonanego zadania</w:t>
             </w:r>
           </w:p>
         </w:tc>
@@ -10609,7 +10568,7 @@
                 <w:i w:val="0"/>
                 <w:sz w:val="22"/>
               </w:rPr>
-              <w:t>Rozwiązywanie zadań programistycznych; Kryteria oceny; ocena pracy podczas laboratoriów; ocena sporządzonych programów/skryptów; raport z wykonanego zadania; prezentacja rozwiązań zadań; Nie dotyczy</w:t>
+              <w:t>ocena pracy podczas ćwiczenia; ocena sporządzonego oprogramowania; raport z wykonanego zadania</w:t>
             </w:r>
           </w:p>
         </w:tc>
@@ -10667,7 +10626,7 @@
                 <w:i w:val="0"/>
                 <w:sz w:val="22"/>
               </w:rPr>
-              <w:t>Rozwiązywanie zadań programistycznych; Kryteria oceny; ocena pracy podczas laboratoriów; ocena sporządzonych programów/skryptów; raport z wykonanego zadania; prezentacja rozwiązań zadań; Nie dotyczy</w:t>
+              <w:t>ocena pracy podczas ćwiczenia; ocena sporządzonego oprogramowania; raport z wykonanego zadania</w:t>
             </w:r>
           </w:p>
         </w:tc>
@@ -10725,7 +10684,7 @@
                 <w:i w:val="0"/>
                 <w:sz w:val="22"/>
               </w:rPr>
-              <w:t>Rozwiązywanie zadań programistycznych; Kryteria oceny; ocena pracy podczas laboratoriów; ocena sporządzonych programów/skryptów; raport z wykonanego zadania; prezentacja rozwiązań zadań; Nie dotyczy</w:t>
+              <w:t>ocena pracy podczas ćwiczenia; ocena sporządzonego oprogramowania; raport z wykonanego zadania</w:t>
             </w:r>
           </w:p>
         </w:tc>
@@ -10783,7 +10742,7 @@
                 <w:i w:val="0"/>
                 <w:sz w:val="22"/>
               </w:rPr>
-              <w:t>Rozwiązywanie zadań programistycznych; Kryteria oceny; ocena pracy podczas laboratoriów; ocena sporządzonych programów/skryptów; raport z wykonanego zadania; prezentacja rozwiązań zadań; Nie dotyczy</w:t>
+              <w:t>ocena pracy podczas ćwiczenia; ocena sporządzonego oprogramowania; raport z wykonanego zadania</w:t>
             </w:r>
           </w:p>
         </w:tc>
@@ -10841,7 +10800,7 @@
                 <w:i w:val="0"/>
                 <w:sz w:val="22"/>
               </w:rPr>
-              <w:t>Rozwiązywanie zadań programistycznych; Kryteria oceny; ocena pracy podczas laboratoriów; ocena sporządzonych programów/skryptów; raport z wykonanego zadania; prezentacja rozwiązań zadań; Nie dotyczy</w:t>
+              <w:t>ocena pracy podczas ćwiczenia; ocena sporządzonego oprogramowania; raport z wykonanego zadania</w:t>
             </w:r>
           </w:p>
         </w:tc>
@@ -10899,7 +10858,7 @@
                 <w:i w:val="0"/>
                 <w:sz w:val="22"/>
               </w:rPr>
-              <w:t>Rozwiązywanie zadań programistycznych; Kryteria oceny; ocena pracy podczas laboratoriów; ocena sporządzonych programów/skryptów; raport z wykonanego zadania; prezentacja rozwiązań zadań; Nie dotyczy</w:t>
+              <w:t>ocena pracy podczas ćwiczenia; ocena sporządzonego oprogramowania; raport z wykonanego zadania</w:t>
             </w:r>
           </w:p>
         </w:tc>
@@ -10957,7 +10916,7 @@
                 <w:i w:val="0"/>
                 <w:sz w:val="22"/>
               </w:rPr>
-              <w:t>Rozwiązywanie zadań programistycznych; Kryteria oceny; ocena pracy podczas laboratoriów; ocena sporządzonych programów/skryptów; raport z wykonanego zadania; prezentacja rozwiązań zadań; Nie dotyczy</w:t>
+              <w:t>ocena pracy podczas ćwiczenia; ocena sporządzonego oprogramowania; raport z wykonanego zadania</w:t>
             </w:r>
           </w:p>
         </w:tc>
@@ -11015,7 +10974,7 @@
                 <w:i w:val="0"/>
                 <w:sz w:val="22"/>
               </w:rPr>
-              <w:t>Rozwiązywanie zadań programistycznych; Kryteria oceny; ocena pracy podczas laboratoriów; ocena sporządzonych programów/skryptów; raport z wykonanego zadania; prezentacja rozwiązań zadań; Nie dotyczy</w:t>
+              <w:t>ocena pracy podczas ćwiczenia; ocena sporządzonego oprogramowania; raport z wykonanego zadania</w:t>
             </w:r>
           </w:p>
         </w:tc>
@@ -11073,7 +11032,7 @@
                 <w:i w:val="0"/>
                 <w:sz w:val="22"/>
               </w:rPr>
-              <w:t>Rozwiązywanie zadań programistycznych; Kryteria oceny; ocena pracy podczas laboratoriów; ocena sporządzonych programów/skryptów; raport z wykonanego zadania; prezentacja rozwiązań zadań; Nie dotyczy</w:t>
+              <w:t>ocena pracy podczas ćwiczenia; ocena sporządzonego oprogramowania; raport z wykonanego zadania</w:t>
             </w:r>
           </w:p>
         </w:tc>
@@ -11131,7 +11090,7 @@
                 <w:i w:val="0"/>
                 <w:sz w:val="22"/>
               </w:rPr>
-              <w:t>Rozwiązywanie zadań programistycznych; Kryteria oceny; ocena pracy podczas laboratoriów; ocena sporządzonych programów/skryptów; raport z wykonanego zadania; prezentacja rozwiązań zadań; Nie dotyczy</w:t>
+              <w:t>ocena pracy podczas ćwiczenia; ocena sporządzonego oprogramowania; raport z wykonanego zadania</w:t>
             </w:r>
           </w:p>
         </w:tc>
@@ -11189,7 +11148,7 @@
                 <w:i w:val="0"/>
                 <w:sz w:val="22"/>
               </w:rPr>
-              <w:t>Rozwiązywanie zadań programistycznych; Kryteria oceny; ocena pracy podczas laboratoriów; ocena sporządzonych programów/skryptów; raport z wykonanego zadania; prezentacja rozwiązań zadań; Nie dotyczy</w:t>
+              <w:t>ocena pracy podczas ćwiczenia; ocena sporządzonego oprogramowania; raport z wykonanego zadania</w:t>
             </w:r>
           </w:p>
         </w:tc>
@@ -11247,7 +11206,7 @@
                 <w:i w:val="0"/>
                 <w:sz w:val="22"/>
               </w:rPr>
-              <w:t>Rozwiązywanie zadań programistycznych; Kryteria oceny; ocena pracy podczas laboratoriów; ocena sporządzonych programów/skryptów; raport z wykonanego zadania; prezentacja rozwiązań zadań; Nie dotyczy</w:t>
+              <w:t>ocena pracy podczas ćwiczenia; ocena sporządzonego oprogramowania; raport z wykonanego zadania</w:t>
             </w:r>
           </w:p>
         </w:tc>
@@ -11305,7 +11264,7 @@
                 <w:i w:val="0"/>
                 <w:sz w:val="22"/>
               </w:rPr>
-              <w:t>Rozwiązywanie zadań programistycznych; Kryteria oceny; ocena pracy podczas laboratoriów; ocena sporządzonych programów/skryptów; raport z wykonanego zadania; prezentacja rozwiązań zadań; Nie dotyczy</w:t>
+              <w:t>ocena pracy podczas ćwiczenia; ocena sporządzonego oprogramowania; raport z wykonanego zadania</w:t>
             </w:r>
           </w:p>
         </w:tc>
@@ -11363,7 +11322,7 @@
                 <w:i w:val="0"/>
                 <w:sz w:val="22"/>
               </w:rPr>
-              <w:t>Rozwiązywanie zadań programistycznych; Kryteria oceny; ocena pracy podczas laboratoriów; ocena sporządzonych programów/skryptów; raport z wykonanego zadania; prezentacja rozwiązań zadań; Nie dotyczy</w:t>
+              <w:t>ocena pracy podczas ćwiczenia; ocena sporządzonego oprogramowania; raport z wykonanego zadania</w:t>
             </w:r>
           </w:p>
         </w:tc>
@@ -11421,7 +11380,7 @@
                 <w:i w:val="0"/>
                 <w:sz w:val="22"/>
               </w:rPr>
-              <w:t>Rozwiązywanie zadań programistycznych; Kryteria oceny; ocena pracy podczas laboratoriów; ocena sporządzonych programów/skryptów; raport z wykonanego zadania; prezentacja rozwiązań zadań; Nie dotyczy</w:t>
+              <w:t>ocena pracy podczas ćwiczenia; ocena sporządzonego oprogramowania; raport z wykonanego zadania</w:t>
             </w:r>
           </w:p>
         </w:tc>
@@ -11479,7 +11438,7 @@
                 <w:i w:val="0"/>
                 <w:sz w:val="22"/>
               </w:rPr>
-              <w:t>Rozwiązywanie zadań programistycznych; Kryteria oceny; ocena pracy podczas laboratoriów; ocena sporządzonych programów/skryptów; raport z wykonanego zadania; prezentacja rozwiązań zadań; Nie dotyczy</w:t>
+              <w:t>ocena pracy podczas ćwiczenia; ocena sporządzonego oprogramowania; raport z wykonanego zadania</w:t>
             </w:r>
           </w:p>
         </w:tc>
@@ -11537,7 +11496,7 @@
                 <w:i w:val="0"/>
                 <w:sz w:val="22"/>
               </w:rPr>
-              <w:t>Rozwiązywanie zadań programistycznych; Kryteria oceny; ocena pracy podczas laboratoriów; ocena sporządzonych programów/skryptów; raport z wykonanego zadania; prezentacja rozwiązań zadań; Nie dotyczy</w:t>
+              <w:t>ocena pracy podczas ćwiczenia; ocena sporządzonego oprogramowania; raport z wykonanego zadania</w:t>
             </w:r>
           </w:p>
         </w:tc>
@@ -11595,7 +11554,7 @@
                 <w:i w:val="0"/>
                 <w:sz w:val="22"/>
               </w:rPr>
-              <w:t>Rozwiązywanie zadań programistycznych; Kryteria oceny; ocena pracy podczas laboratoriów; ocena sporządzonych programów/skryptów; raport z wykonanego zadania; prezentacja rozwiązań zadań; Nie dotyczy</w:t>
+              <w:t>ocena pracy podczas ćwiczenia; ocena sporządzonego oprogramowania; raport z wykonanego zadania</w:t>
             </w:r>
           </w:p>
         </w:tc>
@@ -11653,7 +11612,7 @@
                 <w:i w:val="0"/>
                 <w:sz w:val="22"/>
               </w:rPr>
-              <w:t>Rozwiązywanie zadań programistycznych; Kryteria oceny; ocena pracy podczas laboratoriów; ocena sporządzonych programów/skryptów; raport z wykonanego zadania; prezentacja rozwiązań zadań; Nie dotyczy</w:t>
+              <w:t>ocena pracy podczas ćwiczenia; ocena sporządzonego oprogramowania; raport z wykonanego zadania</w:t>
             </w:r>
           </w:p>
         </w:tc>
@@ -11711,7 +11670,7 @@
                 <w:i w:val="0"/>
                 <w:sz w:val="22"/>
               </w:rPr>
-              <w:t>Rozwiązywanie zadań programistycznych; Kryteria oceny; ocena pracy podczas laboratoriów; ocena sporządzonych programów/skryptów; raport z wykonanego zadania; prezentacja rozwiązań zadań; Nie dotyczy</w:t>
+              <w:t>ocena pracy podczas ćwiczenia; ocena sporządzonego oprogramowania; raport z wykonanego zadania</w:t>
             </w:r>
           </w:p>
         </w:tc>
@@ -11769,7 +11728,7 @@
                 <w:i w:val="0"/>
                 <w:sz w:val="22"/>
               </w:rPr>
-              <w:t>Rozwiązywanie zadań programistycznych; Kryteria oceny; ocena pracy podczas laboratoriów; ocena sporządzonych programów/skryptów; raport z wykonanego zadania; prezentacja rozwiązań zadań; Nie dotyczy</w:t>
+              <w:t>ocena pracy podczas ćwiczenia; ocena sporządzonego oprogramowania; raport z wykonanego zadania</w:t>
             </w:r>
           </w:p>
         </w:tc>
@@ -11827,7 +11786,7 @@
                 <w:i w:val="0"/>
                 <w:sz w:val="22"/>
               </w:rPr>
-              <w:t>Rozwiązywanie zadań programistycznych; Kryteria oceny; ocena pracy podczas laboratoriów; ocena sporządzonych programów/skryptów; raport z wykonanego zadania; prezentacja rozwiązań zadań; Nie dotyczy</w:t>
+              <w:t>ocena pracy podczas ćwiczenia; ocena sporządzonego oprogramowania; raport z wykonanego zadania</w:t>
             </w:r>
           </w:p>
         </w:tc>
@@ -11885,7 +11844,7 @@
                 <w:i w:val="0"/>
                 <w:sz w:val="22"/>
               </w:rPr>
-              <w:t>Rozwiązywanie zadań programistycznych; Kryteria oceny; ocena pracy podczas laboratoriów; ocena sporządzonych programów/skryptów; raport z wykonanego zadania; prezentacja rozwiązań zadań; Nie dotyczy</w:t>
+              <w:t>ocena pracy podczas ćwiczenia; ocena sporządzonego oprogramowania; raport z wykonanego zadania</w:t>
             </w:r>
           </w:p>
         </w:tc>
@@ -11943,7 +11902,7 @@
                 <w:i w:val="0"/>
                 <w:sz w:val="22"/>
               </w:rPr>
-              <w:t>Rozwiązywanie zadań programistycznych; Kryteria oceny; ocena pracy podczas laboratoriów; ocena sporządzonych programów/skryptów; raport z wykonanego zadania; prezentacja rozwiązań zadań; Nie dotyczy</w:t>
+              <w:t>ocena pracy podczas ćwiczenia; ocena sporządzonego oprogramowania; raport z wykonanego zadania</w:t>
             </w:r>
           </w:p>
         </w:tc>
@@ -12001,7 +11960,7 @@
                 <w:i w:val="0"/>
                 <w:sz w:val="22"/>
               </w:rPr>
-              <w:t>Rozwiązywanie zadań programistycznych; Kryteria oceny; ocena pracy podczas laboratoriów; ocena sporządzonych programów/skryptów; raport z wykonanego zadania; prezentacja rozwiązań zadań; Nie dotyczy</w:t>
+              <w:t>ocena pracy podczas ćwiczenia; ocena sporządzonego oprogramowania; raport z wykonanego zadania</w:t>
             </w:r>
           </w:p>
         </w:tc>
@@ -12059,7 +12018,7 @@
                 <w:i w:val="0"/>
                 <w:sz w:val="22"/>
               </w:rPr>
-              <w:t>Rozwiązywanie zadań programistycznych; Kryteria oceny; ocena pracy podczas laboratoriów; ocena sporządzonych programów/skryptów; raport z wykonanego zadania; prezentacja rozwiązań zadań; Nie dotyczy</w:t>
+              <w:t>ocena pracy podczas ćwiczenia; ocena sporządzonego oprogramowania; raport z wykonanego zadania</w:t>
             </w:r>
           </w:p>
         </w:tc>
@@ -12117,7 +12076,7 @@
                 <w:i w:val="0"/>
                 <w:sz w:val="22"/>
               </w:rPr>
-              <w:t>Rozwiązywanie zadań programistycznych; Kryteria oceny; ocena pracy podczas laboratoriów; ocena sporządzonych programów/skryptów; raport z wykonanego zadania; prezentacja rozwiązań zadań; Nie dotyczy</w:t>
+              <w:t>ocena pracy podczas ćwiczenia; ocena sporządzonego oprogramowania; raport z wykonanego zadania</w:t>
             </w:r>
           </w:p>
         </w:tc>
@@ -12175,7 +12134,7 @@
                 <w:i w:val="0"/>
                 <w:sz w:val="22"/>
               </w:rPr>
-              <w:t>Rozwiązywanie zadań programistycznych; Kryteria oceny; ocena pracy podczas laboratoriów; ocena sporządzonych programów/skryptów; raport z wykonanego zadania; prezentacja rozwiązań zadań; Nie dotyczy</w:t>
+              <w:t>ocena pracy podczas ćwiczenia; ocena sporządzonego oprogramowania; raport z wykonanego zadania</w:t>
             </w:r>
           </w:p>
         </w:tc>
@@ -12233,7 +12192,7 @@
                 <w:i w:val="0"/>
                 <w:sz w:val="22"/>
               </w:rPr>
-              <w:t>Rozwiązywanie zadań programistycznych; Kryteria oceny; ocena pracy podczas laboratoriów; ocena sporządzonych programów/skryptów; raport z wykonanego zadania; prezentacja rozwiązań zadań; Nie dotyczy</w:t>
+              <w:t>ocena pracy podczas ćwiczenia; ocena sporządzonego oprogramowania; raport z wykonanego zadania</w:t>
             </w:r>
           </w:p>
         </w:tc>
@@ -12291,7 +12250,7 @@
                 <w:i w:val="0"/>
                 <w:sz w:val="22"/>
               </w:rPr>
-              <w:t>Rozwiązywanie zadań programistycznych; Kryteria oceny; ocena pracy podczas laboratoriów; ocena sporządzonych programów/skryptów; raport z wykonanego zadania; prezentacja rozwiązań zadań; Nie dotyczy</w:t>
+              <w:t>ocena pracy podczas ćwiczenia; ocena sporządzonego oprogramowania; raport z wykonanego zadania</w:t>
             </w:r>
           </w:p>
         </w:tc>
@@ -12349,7 +12308,7 @@
                 <w:i w:val="0"/>
                 <w:sz w:val="22"/>
               </w:rPr>
-              <w:t>Rozwiązywanie zadań programistycznych; Kryteria oceny; ocena pracy podczas laboratoriów; ocena sporządzonych programów/skryptów; raport z wykonanego zadania; prezentacja rozwiązań zadań; Nie dotyczy</w:t>
+              <w:t>ocena pracy podczas ćwiczenia; ocena sporządzonego oprogramowania; raport z wykonanego zadania</w:t>
             </w:r>
           </w:p>
         </w:tc>
@@ -12407,7 +12366,7 @@
                 <w:i w:val="0"/>
                 <w:sz w:val="22"/>
               </w:rPr>
-              <w:t>Rozwiązywanie zadań programistycznych; Kryteria oceny; ocena pracy podczas laboratoriów; ocena sporządzonych programów/skryptów; raport z wykonanego zadania; prezentacja rozwiązań zadań; Nie dotyczy</w:t>
+              <w:t>ocena pracy podczas ćwiczenia; ocena sporządzonego oprogramowania; raport z wykonanego zadania</w:t>
             </w:r>
           </w:p>
         </w:tc>
@@ -12465,7 +12424,7 @@
                 <w:i w:val="0"/>
                 <w:sz w:val="22"/>
               </w:rPr>
-              <w:t>Rozwiązywanie zadań programistycznych; Kryteria oceny; ocena pracy podczas laboratoriów; ocena sporządzonych programów/skryptów; raport z wykonanego zadania; prezentacja rozwiązań zadań; Nie dotyczy</w:t>
+              <w:t>ocena pracy podczas ćwiczenia; ocena sporządzonego oprogramowania; raport z wykonanego zadania</w:t>
             </w:r>
           </w:p>
         </w:tc>
@@ -12523,7 +12482,7 @@
                 <w:i w:val="0"/>
                 <w:sz w:val="22"/>
               </w:rPr>
-              <w:t>Rozwiązywanie zadań programistycznych; Kryteria oceny; ocena pracy podczas laboratoriów; ocena sporządzonych programów/skryptów; raport z wykonanego zadania; prezentacja rozwiązań zadań; Nie dotyczy</w:t>
+              <w:t>ocena pracy podczas ćwiczenia; ocena sporządzonego oprogramowania; raport z wykonanego zadania</w:t>
             </w:r>
           </w:p>
         </w:tc>
@@ -12581,7 +12540,7 @@
                 <w:i w:val="0"/>
                 <w:sz w:val="22"/>
               </w:rPr>
-              <w:t>Rozwiązywanie zadań programistycznych; Kryteria oceny; ocena pracy podczas laboratoriów; ocena sporządzonych programów/skryptów; raport z wykonanego zadania; prezentacja rozwiązań zadań; Nie dotyczy</w:t>
+              <w:t>ocena pracy podczas ćwiczenia; ocena sporządzonego oprogramowania; raport z wykonanego zadania</w:t>
             </w:r>
           </w:p>
         </w:tc>
@@ -12639,7 +12598,7 @@
                 <w:i w:val="0"/>
                 <w:sz w:val="22"/>
               </w:rPr>
-              <w:t>Rozwiązywanie zadań programistycznych; Kryteria oceny; ocena pracy podczas laboratoriów; ocena sporządzonych programów/skryptów; raport z wykonanego zadania; prezentacja rozwiązań zadań; Nie dotyczy</w:t>
+              <w:t>ocena pracy podczas ćwiczenia; ocena sporządzonego oprogramowania; raport z wykonanego zadania</w:t>
             </w:r>
           </w:p>
         </w:tc>
@@ -12697,7 +12656,7 @@
                 <w:i w:val="0"/>
                 <w:sz w:val="22"/>
               </w:rPr>
-              <w:t>Rozwiązywanie zadań programistycznych; Kryteria oceny; ocena pracy podczas laboratoriów; ocena sporządzonych programów/skryptów; raport z wykonanego zadania; prezentacja rozwiązań zadań; Nie dotyczy</w:t>
+              <w:t>ocena pracy podczas ćwiczenia; ocena sporządzonego oprogramowania; raport z wykonanego zadania</w:t>
             </w:r>
           </w:p>
         </w:tc>
@@ -12755,7 +12714,7 @@
                 <w:i w:val="0"/>
                 <w:sz w:val="22"/>
               </w:rPr>
-              <w:t>Rozwiązywanie zadań programistycznych; Kryteria oceny; ocena pracy podczas laboratoriów; ocena sporządzonych programów/skryptów; raport z wykonanego zadania; prezentacja rozwiązań zadań; Nie dotyczy</w:t>
+              <w:t>ocena pracy podczas ćwiczenia; ocena sporządzonego oprogramowania; raport z wykonanego zadania</w:t>
             </w:r>
           </w:p>
         </w:tc>
@@ -12813,7 +12772,7 @@
                 <w:i w:val="0"/>
                 <w:sz w:val="22"/>
               </w:rPr>
-              <w:t>Rozwiązywanie zadań programistycznych; Kryteria oceny; ocena pracy podczas laboratoriów; ocena sporządzonych programów/skryptów; raport z wykonanego zadania; prezentacja rozwiązań zadań; Nie dotyczy</w:t>
+              <w:t>ocena pracy podczas ćwiczenia; ocena sporządzonego oprogramowania; raport z wykonanego zadania</w:t>
             </w:r>
           </w:p>
         </w:tc>
@@ -12871,7 +12830,7 @@
                 <w:i w:val="0"/>
                 <w:sz w:val="22"/>
               </w:rPr>
-              <w:t>Rozwiązywanie zadań programistycznych; Kryteria oceny; ocena pracy podczas laboratoriów; ocena sporządzonych programów/skryptów; raport z wykonanego zadania; prezentacja rozwiązań zadań; Nie dotyczy</w:t>
+              <w:t>ocena pracy podczas ćwiczenia; ocena sporządzonego oprogramowania; raport z wykonanego zadania</w:t>
             </w:r>
           </w:p>
         </w:tc>
@@ -12929,7 +12888,7 @@
                 <w:i w:val="0"/>
                 <w:sz w:val="22"/>
               </w:rPr>
-              <w:t>Rozwiązywanie zadań programistycznych; Kryteria oceny; ocena pracy podczas laboratoriów; ocena sporządzonych programów/skryptów; raport z wykonanego zadania; prezentacja rozwiązań zadań; Nie dotyczy</w:t>
+              <w:t>ocena pracy podczas ćwiczenia; ocena sporządzonego oprogramowania; raport z wykonanego zadania</w:t>
             </w:r>
           </w:p>
         </w:tc>
@@ -12987,7 +12946,7 @@
                 <w:i w:val="0"/>
                 <w:sz w:val="22"/>
               </w:rPr>
-              <w:t>Rozwiązywanie zadań programistycznych; Kryteria oceny; ocena pracy podczas laboratoriów; ocena sporządzonych programów/skryptów; raport z wykonanego zadania; prezentacja rozwiązań zadań; Nie dotyczy</w:t>
+              <w:t>ocena pracy podczas ćwiczenia; ocena sporządzonego oprogramowania; raport z wykonanego zadania</w:t>
             </w:r>
           </w:p>
         </w:tc>
@@ -13045,7 +13004,7 @@
                 <w:i w:val="0"/>
                 <w:sz w:val="22"/>
               </w:rPr>
-              <w:t>Rozwiązywanie zadań programistycznych; Kryteria oceny; ocena pracy podczas laboratoriów; ocena sporządzonych programów/skryptów; raport z wykonanego zadania; prezentacja rozwiązań zadań; Nie dotyczy</w:t>
+              <w:t>ocena pracy podczas ćwiczenia; ocena sporządzonego oprogramowania; raport z wykonanego zadania</w:t>
             </w:r>
           </w:p>
         </w:tc>
@@ -13103,7 +13062,7 @@
                 <w:i w:val="0"/>
                 <w:sz w:val="22"/>
               </w:rPr>
-              <w:t>Rozwiązywanie zadań programistycznych; Kryteria oceny; ocena pracy podczas laboratoriów; ocena sporządzonych programów/skryptów; raport z wykonanego zadania; prezentacja rozwiązań zadań; Nie dotyczy</w:t>
+              <w:t>ocena pracy podczas ćwiczenia; ocena sporządzonego oprogramowania; raport z wykonanego zadania</w:t>
             </w:r>
           </w:p>
         </w:tc>
@@ -13161,7 +13120,7 @@
                 <w:i w:val="0"/>
                 <w:sz w:val="22"/>
               </w:rPr>
-              <w:t>Rozwiązywanie zadań programistycznych; Kryteria oceny; ocena pracy podczas laboratoriów; ocena sporządzonych programów/skryptów; raport z wykonanego zadania; prezentacja rozwiązań zadań; Nie dotyczy</w:t>
+              <w:t>ocena pracy podczas ćwiczenia; ocena sporządzonego oprogramowania; raport z wykonanego zadania</w:t>
             </w:r>
           </w:p>
         </w:tc>
@@ -13219,7 +13178,7 @@
                 <w:i w:val="0"/>
                 <w:sz w:val="22"/>
               </w:rPr>
-              <w:t>Rozwiązywanie zadań programistycznych; Kryteria oceny; ocena pracy podczas laboratoriów; ocena sporządzonych programów/skryptów; raport z wykonanego zadania; prezentacja rozwiązań zadań; Nie dotyczy</w:t>
+              <w:t>ocena pracy podczas ćwiczenia; ocena sporządzonego oprogramowania; raport z wykonanego zadania</w:t>
             </w:r>
           </w:p>
         </w:tc>
@@ -13277,7 +13236,7 @@
                 <w:i w:val="0"/>
                 <w:sz w:val="22"/>
               </w:rPr>
-              <w:t>Rozwiązywanie zadań programistycznych; Kryteria oceny; ocena pracy podczas laboratoriów; ocena sporządzonych programów/skryptów; raport z wykonanego zadania; prezentacja rozwiązań zadań; Nie dotyczy</w:t>
+              <w:t>ocena pracy podczas ćwiczenia; ocena sporządzonego oprogramowania; raport z wykonanego zadania</w:t>
             </w:r>
           </w:p>
         </w:tc>
@@ -13335,7 +13294,7 @@
                 <w:i w:val="0"/>
                 <w:sz w:val="22"/>
               </w:rPr>
-              <w:t>Rozwiązywanie zadań programistycznych; Kryteria oceny; ocena pracy podczas laboratoriów; ocena sporządzonych programów/skryptów; raport z wykonanego zadania; prezentacja rozwiązań zadań; Nie dotyczy</w:t>
+              <w:t>ocena pracy podczas ćwiczenia; ocena sporządzonego oprogramowania; raport z wykonanego zadania</w:t>
             </w:r>
           </w:p>
         </w:tc>
@@ -13393,7 +13352,7 @@
                 <w:i w:val="0"/>
                 <w:sz w:val="22"/>
               </w:rPr>
-              <w:t>Rozwiązywanie zadań programistycznych; Kryteria oceny; ocena pracy podczas laboratoriów; ocena sporządzonych programów/skryptów; raport z wykonanego zadania; prezentacja rozwiązań zadań; Nie dotyczy</w:t>
+              <w:t>ocena pracy podczas ćwiczenia; ocena sporządzonego oprogramowania; raport z wykonanego zadania</w:t>
             </w:r>
           </w:p>
         </w:tc>
@@ -13451,7 +13410,7 @@
                 <w:i w:val="0"/>
                 <w:sz w:val="22"/>
               </w:rPr>
-              <w:t>Rozwiązywanie zadań programistycznych; Kryteria oceny; ocena pracy podczas laboratoriów; ocena sporządzonych programów/skryptów; raport z wykonanego zadania; prezentacja rozwiązań zadań; Nie dotyczy</w:t>
+              <w:t>ocena pracy podczas ćwiczenia; ocena sporządzonego oprogramowania; raport z wykonanego zadania</w:t>
             </w:r>
           </w:p>
         </w:tc>
@@ -13509,7 +13468,7 @@
                 <w:i w:val="0"/>
                 <w:sz w:val="22"/>
               </w:rPr>
-              <w:t>Rozwiązywanie zadań programistycznych; Kryteria oceny; ocena pracy podczas laboratoriów; ocena sporządzonych programów/skryptów; raport z wykonanego zadania; prezentacja rozwiązań zadań; Nie dotyczy</w:t>
+              <w:t>ocena pracy podczas ćwiczenia; ocena sporządzonego oprogramowania; raport z wykonanego zadania</w:t>
             </w:r>
           </w:p>
         </w:tc>
@@ -13567,7 +13526,7 @@
                 <w:i w:val="0"/>
                 <w:sz w:val="22"/>
               </w:rPr>
-              <w:t>Rozwiązywanie zadań programistycznych; Kryteria oceny; ocena pracy podczas laboratoriów; ocena sporządzonych programów/skryptów; raport z wykonanego zadania; prezentacja rozwiązań zadań; Nie dotyczy</w:t>
+              <w:t>ocena pracy podczas ćwiczenia; ocena sporządzonego oprogramowania; raport z wykonanego zadania</w:t>
             </w:r>
           </w:p>
         </w:tc>
@@ -13625,7 +13584,7 @@
                 <w:i w:val="0"/>
                 <w:sz w:val="22"/>
               </w:rPr>
-              <w:t>Rozwiązywanie zadań programistycznych; Kryteria oceny; ocena pracy podczas laboratoriów; ocena sporządzonych programów/skryptów; raport z wykonanego zadania; prezentacja rozwiązań zadań; Nie dotyczy</w:t>
+              <w:t>ocena pracy podczas ćwiczenia; ocena sporządzonego oprogramowania; raport z wykonanego zadania</w:t>
             </w:r>
           </w:p>
         </w:tc>
@@ -13683,7 +13642,7 @@
                 <w:i w:val="0"/>
                 <w:sz w:val="22"/>
               </w:rPr>
-              <w:t>Rozwiązywanie zadań programistycznych; Kryteria oceny; ocena pracy podczas laboratoriów; ocena sporządzonych programów/skryptów; raport z wykonanego zadania; prezentacja rozwiązań zadań; Nie dotyczy</w:t>
+              <w:t>ocena pracy podczas ćwiczenia; ocena sporządzonego oprogramowania; raport z wykonanego zadania</w:t>
             </w:r>
           </w:p>
         </w:tc>
@@ -13741,7 +13700,7 @@
                 <w:i w:val="0"/>
                 <w:sz w:val="22"/>
               </w:rPr>
-              <w:t>Rozwiązywanie zadań programistycznych; Kryteria oceny; ocena pracy podczas laboratoriów; ocena sporządzonych programów/skryptów; raport z wykonanego zadania; prezentacja rozwiązań zadań; Nie dotyczy</w:t>
+              <w:t>ocena pracy podczas ćwiczenia; ocena sporządzonego oprogramowania; raport z wykonanego zadania</w:t>
             </w:r>
           </w:p>
         </w:tc>
@@ -13799,7 +13758,7 @@
                 <w:i w:val="0"/>
                 <w:sz w:val="22"/>
               </w:rPr>
-              <w:t>Rozwiązywanie zadań programistycznych; Kryteria oceny; ocena pracy podczas laboratoriów; ocena sporządzonych programów/skryptów; raport z wykonanego zadania; prezentacja rozwiązań zadań; Nie dotyczy</w:t>
+              <w:t>ocena pracy podczas ćwiczenia; ocena sporządzonego oprogramowania; raport z wykonanego zadania</w:t>
             </w:r>
           </w:p>
         </w:tc>
@@ -13857,7 +13816,7 @@
                 <w:i w:val="0"/>
                 <w:sz w:val="22"/>
               </w:rPr>
-              <w:t>Rozwiązywanie zadań programistycznych; Kryteria oceny; ocena pracy podczas laboratoriów; ocena sporządzonych programów/skryptów; raport z wykonanego zadania; prezentacja rozwiązań zadań; Nie dotyczy</w:t>
+              <w:t>ocena pracy podczas ćwiczenia; ocena sporządzonego oprogramowania; raport z wykonanego zadania</w:t>
             </w:r>
           </w:p>
         </w:tc>
@@ -13915,7 +13874,7 @@
                 <w:i w:val="0"/>
                 <w:sz w:val="22"/>
               </w:rPr>
-              <w:t>Rozwiązywanie zadań programistycznych; Kryteria oceny; ocena pracy podczas laboratoriów; ocena sporządzonych programów/skryptów; raport z wykonanego zadania; prezentacja rozwiązań zadań; Nie dotyczy</w:t>
+              <w:t>ocena pracy podczas ćwiczenia; ocena sporządzonego oprogramowania; raport z wykonanego zadania</w:t>
             </w:r>
           </w:p>
         </w:tc>
@@ -13973,7 +13932,7 @@
                 <w:i w:val="0"/>
                 <w:sz w:val="22"/>
               </w:rPr>
-              <w:t>Rozwiązywanie zadań programistycznych; Kryteria oceny; ocena pracy podczas laboratoriów; ocena sporządzonych programów/skryptów; raport z wykonanego zadania; prezentacja rozwiązań zadań; Nie dotyczy</w:t>
+              <w:t>ocena pracy podczas ćwiczenia; ocena sporządzonego oprogramowania; raport z wykonanego zadania</w:t>
             </w:r>
           </w:p>
         </w:tc>
@@ -14031,7 +13990,7 @@
                 <w:i w:val="0"/>
                 <w:sz w:val="22"/>
               </w:rPr>
-              <w:t>Rozwiązywanie zadań programistycznych; Kryteria oceny; ocena pracy podczas laboratoriów; ocena sporządzonych programów/skryptów; raport z wykonanego zadania; prezentacja rozwiązań zadań; Nie dotyczy</w:t>
+              <w:t>ocena pracy podczas ćwiczenia; ocena sporządzonego oprogramowania; raport z wykonanego zadania</w:t>
             </w:r>
           </w:p>
         </w:tc>
@@ -14089,7 +14048,7 @@
                 <w:i w:val="0"/>
                 <w:sz w:val="22"/>
               </w:rPr>
-              <w:t>Rozwiązywanie zadań programistycznych; Kryteria oceny; ocena pracy podczas laboratoriów; ocena sporządzonych programów/skryptów; raport z wykonanego zadania; prezentacja rozwiązań zadań; Nie dotyczy</w:t>
+              <w:t>ocena pracy podczas ćwiczenia; ocena sporządzonego oprogramowania; raport z wykonanego zadania</w:t>
             </w:r>
           </w:p>
         </w:tc>
@@ -14147,7 +14106,7 @@
                 <w:i w:val="0"/>
                 <w:sz w:val="22"/>
               </w:rPr>
-              <w:t>Rozwiązywanie zadań programistycznych; Kryteria oceny; ocena pracy podczas laboratoriów; ocena sporządzonych programów/skryptów; raport z wykonanego zadania; prezentacja rozwiązań zadań; Nie dotyczy</w:t>
+              <w:t>ocena pracy podczas ćwiczenia; ocena sporządzonego oprogramowania; raport z wykonanego zadania</w:t>
             </w:r>
           </w:p>
         </w:tc>
@@ -14205,7 +14164,7 @@
                 <w:i w:val="0"/>
                 <w:sz w:val="22"/>
               </w:rPr>
-              <w:t>Rozwiązywanie zadań programistycznych; Kryteria oceny; ocena pracy podczas laboratoriów; ocena sporządzonych programów/skryptów; raport z wykonanego zadania; prezentacja rozwiązań zadań; Nie dotyczy</w:t>
+              <w:t>ocena pracy podczas ćwiczenia; ocena sporządzonego oprogramowania; raport z wykonanego zadania</w:t>
             </w:r>
           </w:p>
         </w:tc>
@@ -14263,7 +14222,7 @@
                 <w:i w:val="0"/>
                 <w:sz w:val="22"/>
               </w:rPr>
-              <w:t>Rozwiązywanie zadań programistycznych; Kryteria oceny; ocena pracy podczas laboratoriów; ocena sporządzonych programów/skryptów; raport z wykonanego zadania; prezentacja rozwiązań zadań; Nie dotyczy</w:t>
+              <w:t>ocena pracy podczas ćwiczenia; ocena sporządzonego oprogramowania; raport z wykonanego zadania</w:t>
             </w:r>
           </w:p>
         </w:tc>
@@ -14321,7 +14280,7 @@
                 <w:i w:val="0"/>
                 <w:sz w:val="22"/>
               </w:rPr>
-              <w:t>Rozwiązywanie zadań programistycznych; Kryteria oceny; ocena pracy podczas laboratoriów; ocena sporządzonych programów/skryptów; raport z wykonanego zadania; prezentacja rozwiązań zadań; Nie dotyczy</w:t>
+              <w:t>ocena pracy podczas ćwiczenia; ocena sporządzonego oprogramowania; raport z wykonanego zadania</w:t>
             </w:r>
           </w:p>
         </w:tc>
@@ -14379,7 +14338,7 @@
                 <w:i w:val="0"/>
                 <w:sz w:val="22"/>
               </w:rPr>
-              <w:t>Rozwiązywanie zadań programistycznych; Kryteria oceny; ocena pracy podczas laboratoriów; ocena sporządzonych programów/skryptów; raport z wykonanego zadania; prezentacja rozwiązań zadań; Nie dotyczy</w:t>
+              <w:t>ocena pracy podczas ćwiczenia; ocena sporządzonego oprogramowania; raport z wykonanego zadania</w:t>
             </w:r>
           </w:p>
         </w:tc>
@@ -14437,7 +14396,7 @@
                 <w:i w:val="0"/>
                 <w:sz w:val="22"/>
               </w:rPr>
-              <w:t>Rozwiązywanie zadań programistycznych; Kryteria oceny; ocena pracy podczas laboratoriów; ocena sporządzonych programów/skryptów; raport z wykonanego zadania; prezentacja rozwiązań zadań; Nie dotyczy</w:t>
+              <w:t>ocena pracy podczas ćwiczenia; ocena sporządzonego oprogramowania; raport z wykonanego zadania</w:t>
             </w:r>
           </w:p>
         </w:tc>
@@ -14495,7 +14454,7 @@
                 <w:i w:val="0"/>
                 <w:sz w:val="22"/>
               </w:rPr>
-              <w:t>Rozwiązywanie zadań programistycznych; Kryteria oceny; ocena pracy podczas laboratoriów; ocena sporządzonych programów/skryptów; raport z wykonanego zadania; prezentacja rozwiązań zadań; Nie dotyczy</w:t>
+              <w:t>ocena pracy podczas ćwiczenia; ocena sporządzonego oprogramowania; raport z wykonanego zadania</w:t>
             </w:r>
           </w:p>
         </w:tc>
@@ -14553,7 +14512,7 @@
                 <w:i w:val="0"/>
                 <w:sz w:val="22"/>
               </w:rPr>
-              <w:t>Rozwiązywanie zadań programistycznych; Kryteria oceny; ocena pracy podczas laboratoriów; ocena sporządzonych programów/skryptów; raport z wykonanego zadania; prezentacja rozwiązań zadań; Nie dotyczy</w:t>
+              <w:t>ocena pracy podczas ćwiczenia; ocena sporządzonego oprogramowania; raport z wykonanego zadania</w:t>
             </w:r>
           </w:p>
         </w:tc>
@@ -14611,7 +14570,7 @@
                 <w:i w:val="0"/>
                 <w:sz w:val="22"/>
               </w:rPr>
-              <w:t>Rozwiązywanie zadań programistycznych; Kryteria oceny; ocena pracy podczas laboratoriów; ocena sporządzonych programów/skryptów; raport z wykonanego zadania; prezentacja rozwiązań zadań; Nie dotyczy</w:t>
+              <w:t>ocena pracy podczas ćwiczenia; ocena sporządzonego oprogramowania; raport z wykonanego zadania</w:t>
             </w:r>
           </w:p>
         </w:tc>
@@ -14669,7 +14628,7 @@
                 <w:i w:val="0"/>
                 <w:sz w:val="22"/>
               </w:rPr>
-              <w:t>Rozwiązywanie zadań programistycznych; Kryteria oceny; ocena pracy podczas laboratoriów; ocena sporządzonych programów/skryptów; raport z wykonanego zadania; prezentacja rozwiązań zadań; Nie dotyczy</w:t>
+              <w:t>ocena pracy podczas ćwiczenia; ocena sporządzonego oprogramowania; raport z wykonanego zadania</w:t>
             </w:r>
           </w:p>
         </w:tc>
@@ -14727,7 +14686,7 @@
                 <w:i w:val="0"/>
                 <w:sz w:val="22"/>
               </w:rPr>
-              <w:t>Rozwiązywanie zadań programistycznych; Kryteria oceny; ocena pracy podczas laboratoriów; ocena sporządzonych programów/skryptów; raport z wykonanego zadania; prezentacja rozwiązań zadań; Nie dotyczy</w:t>
+              <w:t>ocena pracy podczas ćwiczenia; ocena sporządzonego oprogramowania; raport z wykonanego zadania</w:t>
             </w:r>
           </w:p>
         </w:tc>
@@ -14785,7 +14744,7 @@
                 <w:i w:val="0"/>
                 <w:sz w:val="22"/>
               </w:rPr>
-              <w:t>Rozwiązywanie zadań programistycznych; Kryteria oceny; ocena pracy podczas laboratoriów; ocena sporządzonych programów/skryptów; raport z wykonanego zadania; prezentacja rozwiązań zadań; Nie dotyczy</w:t>
+              <w:t>ocena pracy podczas ćwiczenia; ocena sporządzonego oprogramowania; raport z wykonanego zadania</w:t>
             </w:r>
           </w:p>
         </w:tc>
@@ -14843,7 +14802,7 @@
                 <w:i w:val="0"/>
                 <w:sz w:val="22"/>
               </w:rPr>
-              <w:t>Rozwiązywanie zadań programistycznych; Kryteria oceny; ocena pracy podczas laboratoriów; ocena sporządzonych programów/skryptów; raport z wykonanego zadania; prezentacja rozwiązań zadań; Nie dotyczy</w:t>
+              <w:t>ocena pracy podczas ćwiczenia; ocena sporządzonego oprogramowania; raport z wykonanego zadania</w:t>
             </w:r>
           </w:p>
         </w:tc>
@@ -14901,7 +14860,7 @@
                 <w:i w:val="0"/>
                 <w:sz w:val="22"/>
               </w:rPr>
-              <w:t>Rozwiązywanie zadań programistycznych; Kryteria oceny; ocena pracy podczas laboratoriów; ocena sporządzonych programów/skryptów; raport z wykonanego zadania; prezentacja rozwiązań zadań; Nie dotyczy</w:t>
+              <w:t>ocena pracy podczas ćwiczenia; ocena sporządzonego oprogramowania; raport z wykonanego zadania</w:t>
             </w:r>
           </w:p>
         </w:tc>
@@ -14959,7 +14918,7 @@
                 <w:i w:val="0"/>
                 <w:sz w:val="22"/>
               </w:rPr>
-              <w:t>Rozwiązywanie zadań programistycznych; Kryteria oceny; ocena pracy podczas laboratoriów; ocena sporządzonych programów/skryptów; raport z wykonanego zadania; prezentacja rozwiązań zadań; Nie dotyczy</w:t>
+              <w:t>ocena pracy podczas ćwiczenia; ocena sporządzonego oprogramowania; raport z wykonanego zadania</w:t>
             </w:r>
           </w:p>
         </w:tc>
@@ -15017,7 +14976,7 @@
                 <w:i w:val="0"/>
                 <w:sz w:val="22"/>
               </w:rPr>
-              <w:t>Rozwiązywanie zadań programistycznych; Kryteria oceny; ocena pracy podczas laboratoriów; ocena sporządzonych programów/skryptów; raport z wykonanego zadania; prezentacja rozwiązań zadań; Nie dotyczy</w:t>
+              <w:t>ocena pracy podczas ćwiczenia; ocena sporządzonego oprogramowania; raport z wykonanego zadania</w:t>
             </w:r>
           </w:p>
         </w:tc>
@@ -15075,7 +15034,7 @@
                 <w:i w:val="0"/>
                 <w:sz w:val="22"/>
               </w:rPr>
-              <w:t>Rozwiązywanie zadań programistycznych; Kryteria oceny; ocena pracy podczas laboratoriów; ocena sporządzonych programów/skryptów; raport z wykonanego zadania; prezentacja rozwiązań zadań; Nie dotyczy</w:t>
+              <w:t>ocena pracy podczas ćwiczenia; ocena sporządzonego oprogramowania; raport z wykonanego zadania</w:t>
             </w:r>
           </w:p>
         </w:tc>
@@ -15133,7 +15092,7 @@
                 <w:i w:val="0"/>
                 <w:sz w:val="22"/>
               </w:rPr>
-              <w:t>Rozwiązywanie zadań programistycznych; Kryteria oceny; ocena pracy podczas laboratoriów; ocena sporządzonych programów/skryptów; raport z wykonanego zadania; prezentacja rozwiązań zadań; Nie dotyczy</w:t>
+              <w:t>ocena pracy podczas ćwiczenia; ocena sporządzonego oprogramowania; raport z wykonanego zadania</w:t>
             </w:r>
           </w:p>
         </w:tc>
@@ -15191,7 +15150,7 @@
                 <w:i w:val="0"/>
                 <w:sz w:val="22"/>
               </w:rPr>
-              <w:t>Rozwiązywanie zadań programistycznych; Kryteria oceny; ocena pracy podczas laboratoriów; ocena sporządzonych programów/skryptów; raport z wykonanego zadania; prezentacja rozwiązań zadań; Nie dotyczy</w:t>
+              <w:t>ocena pracy podczas ćwiczenia; ocena sporządzonego oprogramowania; raport z wykonanego zadania</w:t>
             </w:r>
           </w:p>
         </w:tc>
@@ -15249,7 +15208,7 @@
                 <w:i w:val="0"/>
                 <w:sz w:val="22"/>
               </w:rPr>
-              <w:t>Rozwiązywanie zadań programistycznych; Kryteria oceny; ocena pracy podczas laboratoriów; ocena sporządzonych programów/skryptów; raport z wykonanego zadania; prezentacja rozwiązań zadań; Nie dotyczy</w:t>
+              <w:t>ocena pracy podczas ćwiczenia; ocena sporządzonego oprogramowania; raport z wykonanego zadania</w:t>
             </w:r>
           </w:p>
         </w:tc>
@@ -15307,7 +15266,7 @@
                 <w:i w:val="0"/>
                 <w:sz w:val="22"/>
               </w:rPr>
-              <w:t>Rozwiązywanie zadań programistycznych; Kryteria oceny; ocena pracy podczas laboratoriów; ocena sporządzonych programów/skryptów; raport z wykonanego zadania; prezentacja rozwiązań zadań; Nie dotyczy</w:t>
+              <w:t>ocena pracy podczas ćwiczenia; ocena sporządzonego oprogramowania; raport z wykonanego zadania</w:t>
             </w:r>
           </w:p>
         </w:tc>
@@ -15365,7 +15324,7 @@
                 <w:i w:val="0"/>
                 <w:sz w:val="22"/>
               </w:rPr>
-              <w:t>Rozwiązywanie zadań programistycznych; Kryteria oceny; ocena pracy podczas laboratoriów; ocena sporządzonych programów/skryptów; raport z wykonanego zadania; prezentacja rozwiązań zadań; Nie dotyczy</w:t>
+              <w:t>ocena pracy podczas ćwiczenia; ocena sporządzonego oprogramowania; raport z wykonanego zadania</w:t>
             </w:r>
           </w:p>
         </w:tc>
@@ -15423,7 +15382,7 @@
                 <w:i w:val="0"/>
                 <w:sz w:val="22"/>
               </w:rPr>
-              <w:t>Rozwiązywanie zadań programistycznych; Kryteria oceny; ocena pracy podczas laboratoriów; ocena sporządzonych programów/skryptów; raport z wykonanego zadania; prezentacja rozwiązań zadań; Nie dotyczy</w:t>
+              <w:t>ocena pracy podczas ćwiczenia; ocena sporządzonego oprogramowania; raport z wykonanego zadania</w:t>
             </w:r>
           </w:p>
         </w:tc>
@@ -15481,7 +15440,7 @@
                 <w:i w:val="0"/>
                 <w:sz w:val="22"/>
               </w:rPr>
-              <w:t>Rozwiązywanie zadań programistycznych; Kryteria oceny; ocena pracy podczas laboratoriów; ocena sporządzonych programów/skryptów; raport z wykonanego zadania; prezentacja rozwiązań zadań; Nie dotyczy</w:t>
+              <w:t>ocena pracy podczas ćwiczenia; ocena sporządzonego oprogramowania; raport z wykonanego zadania</w:t>
             </w:r>
           </w:p>
         </w:tc>
@@ -15539,7 +15498,7 @@
                 <w:i w:val="0"/>
                 <w:sz w:val="22"/>
               </w:rPr>
-              <w:t>Rozwiązywanie zadań programistycznych; Kryteria oceny; ocena pracy podczas laboratoriów; ocena sporządzonych programów/skryptów; raport z wykonanego zadania; prezentacja rozwiązań zadań; Nie dotyczy</w:t>
+              <w:t>ocena pracy podczas ćwiczenia; ocena sporządzonego oprogramowania; raport z wykonanego zadania</w:t>
             </w:r>
           </w:p>
         </w:tc>
@@ -15597,7 +15556,7 @@
                 <w:i w:val="0"/>
                 <w:sz w:val="22"/>
               </w:rPr>
-              <w:t>Rozwiązywanie zadań programistycznych; Kryteria oceny; ocena pracy podczas laboratoriów; ocena sporządzonych programów/skryptów; raport z wykonanego zadania; prezentacja rozwiązań zadań; Nie dotyczy</w:t>
+              <w:t>ocena pracy podczas ćwiczenia; ocena sporządzonego oprogramowania; raport z wykonanego zadania</w:t>
             </w:r>
           </w:p>
         </w:tc>
@@ -15655,7 +15614,7 @@
                 <w:i w:val="0"/>
                 <w:sz w:val="22"/>
               </w:rPr>
-              <w:t>Rozwiązywanie zadań programistycznych; Kryteria oceny; ocena pracy podczas laboratoriów; ocena sporządzonych programów/skryptów; raport z wykonanego zadania; prezentacja rozwiązań zadań; Nie dotyczy</w:t>
+              <w:t>ocena pracy podczas ćwiczenia; ocena sporządzonego oprogramowania; raport z wykonanego zadania</w:t>
             </w:r>
           </w:p>
         </w:tc>
@@ -15713,7 +15672,7 @@
                 <w:i w:val="0"/>
                 <w:sz w:val="22"/>
               </w:rPr>
-              <w:t>Rozwiązywanie zadań programistycznych; Kryteria oceny; ocena pracy podczas laboratoriów; ocena sporządzonych programów/skryptów; raport z wykonanego zadania; prezentacja rozwiązań zadań; Nie dotyczy</w:t>
+              <w:t>ocena pracy podczas ćwiczenia; ocena sporządzonego oprogramowania; raport z wykonanego zadania</w:t>
             </w:r>
           </w:p>
         </w:tc>
@@ -15771,7 +15730,7 @@
                 <w:i w:val="0"/>
                 <w:sz w:val="22"/>
               </w:rPr>
-              <w:t>Rozwiązywanie zadań programistycznych; Kryteria oceny; ocena pracy podczas laboratoriów; ocena sporządzonych programów/skryptów; raport z wykonanego zadania; prezentacja rozwiązań zadań; Nie dotyczy</w:t>
+              <w:t>ocena pracy podczas ćwiczenia; ocena sporządzonego oprogramowania; raport z wykonanego zadania</w:t>
             </w:r>
           </w:p>
         </w:tc>
@@ -15829,7 +15788,7 @@
                 <w:i w:val="0"/>
                 <w:sz w:val="22"/>
               </w:rPr>
-              <w:t>Rozwiązywanie zadań programistycznych; Kryteria oceny; ocena pracy podczas laboratoriów; ocena sporządzonych programów/skryptów; raport z wykonanego zadania; prezentacja rozwiązań zadań; Nie dotyczy</w:t>
+              <w:t>ocena pracy podczas ćwiczenia; ocena sporządzonego oprogramowania; raport z wykonanego zadania</w:t>
             </w:r>
           </w:p>
         </w:tc>
@@ -15887,7 +15846,7 @@
                 <w:i w:val="0"/>
                 <w:sz w:val="22"/>
               </w:rPr>
-              <w:t>Rozwiązywanie zadań programistycznych; Kryteria oceny; ocena pracy podczas laboratoriów; ocena sporządzonych programów/skryptów; raport z wykonanego zadania; prezentacja rozwiązań zadań; Nie dotyczy</w:t>
+              <w:t>ocena pracy podczas ćwiczenia; ocena sporządzonego oprogramowania; raport z wykonanego zadania</w:t>
             </w:r>
           </w:p>
         </w:tc>
@@ -15945,7 +15904,7 @@
                 <w:i w:val="0"/>
                 <w:sz w:val="22"/>
               </w:rPr>
-              <w:t>Rozwiązywanie zadań programistycznych; Kryteria oceny; ocena pracy podczas laboratoriów; ocena sporządzonych programów/skryptów; raport z wykonanego zadania; prezentacja rozwiązań zadań; Nie dotyczy</w:t>
+              <w:t>ocena pracy podczas ćwiczenia; ocena sporządzonego oprogramowania; raport z wykonanego zadania</w:t>
             </w:r>
           </w:p>
         </w:tc>
@@ -16003,7 +15962,7 @@
                 <w:i w:val="0"/>
                 <w:sz w:val="22"/>
               </w:rPr>
-              <w:t>Rozwiązywanie zadań programistycznych; Kryteria oceny; ocena pracy podczas laboratoriów; ocena sporządzonych programów/skryptów; raport z wykonanego zadania; prezentacja rozwiązań zadań; Nie dotyczy</w:t>
+              <w:t>ocena pracy podczas ćwiczenia; ocena sporządzonego oprogramowania; raport z wykonanego zadania</w:t>
             </w:r>
           </w:p>
         </w:tc>
@@ -16061,7 +16020,7 @@
                 <w:i w:val="0"/>
                 <w:sz w:val="22"/>
               </w:rPr>
-              <w:t>Rozwiązywanie zadań programistycznych; Kryteria oceny; ocena pracy podczas laboratoriów; ocena sporządzonych programów/skryptów; raport z wykonanego zadania; prezentacja rozwiązań zadań; Nie dotyczy</w:t>
+              <w:t>ocena pracy podczas ćwiczenia; ocena sporządzonego oprogramowania; raport z wykonanego zadania</w:t>
             </w:r>
           </w:p>
         </w:tc>
@@ -16119,7 +16078,7 @@
                 <w:i w:val="0"/>
                 <w:sz w:val="22"/>
               </w:rPr>
-              <w:t>Rozwiązywanie zadań programistycznych; Kryteria oceny; ocena pracy podczas laboratoriów; ocena sporządzonych programów/skryptów; raport z wykonanego zadania; prezentacja rozwiązań zadań; Nie dotyczy</w:t>
+              <w:t>ocena pracy podczas ćwiczenia; ocena sporządzonego oprogramowania; raport z wykonanego zadania</w:t>
             </w:r>
           </w:p>
         </w:tc>
@@ -16177,7 +16136,7 @@
                 <w:i w:val="0"/>
                 <w:sz w:val="22"/>
               </w:rPr>
-              <w:t>Rozwiązywanie zadań programistycznych; Kryteria oceny; ocena pracy podczas laboratoriów; ocena sporządzonych programów/skryptów; raport z wykonanego zadania; prezentacja rozwiązań zadań; Nie dotyczy</w:t>
+              <w:t>ocena pracy podczas ćwiczenia; ocena sporządzonego oprogramowania; raport z wykonanego zadania</w:t>
             </w:r>
           </w:p>
         </w:tc>
@@ -16235,7 +16194,7 @@
                 <w:i w:val="0"/>
                 <w:sz w:val="22"/>
               </w:rPr>
-              <w:t>Rozwiązywanie zadań programistycznych; Kryteria oceny; ocena pracy podczas laboratoriów; ocena sporządzonych programów/skryptów; raport z wykonanego zadania; prezentacja rozwiązań zadań; Nie dotyczy</w:t>
+              <w:t>ocena pracy podczas ćwiczenia; ocena sporządzonego oprogramowania; raport z wykonanego zadania</w:t>
             </w:r>
           </w:p>
         </w:tc>
@@ -16293,7 +16252,7 @@
                 <w:i w:val="0"/>
                 <w:sz w:val="22"/>
               </w:rPr>
-              <w:t>Rozwiązywanie zadań programistycznych; Kryteria oceny; ocena pracy podczas laboratoriów; ocena sporządzonych programów/skryptów; raport z wykonanego zadania; prezentacja rozwiązań zadań; Nie dotyczy</w:t>
+              <w:t>ocena pracy podczas ćwiczenia; ocena sporządzonego oprogramowania; raport z wykonanego zadania</w:t>
             </w:r>
           </w:p>
         </w:tc>
@@ -16351,7 +16310,7 @@
                 <w:i w:val="0"/>
                 <w:sz w:val="22"/>
               </w:rPr>
-              <w:t>Rozwiązywanie zadań programistycznych; Kryteria oceny; ocena pracy podczas laboratoriów; ocena sporządzonych programów/skryptów; raport z wykonanego zadania; prezentacja rozwiązań zadań; Nie dotyczy</w:t>
+              <w:t>ocena pracy podczas ćwiczenia; ocena sporządzonego oprogramowania; raport z wykonanego zadania</w:t>
             </w:r>
           </w:p>
         </w:tc>
@@ -16409,7 +16368,7 @@
                 <w:i w:val="0"/>
                 <w:sz w:val="22"/>
               </w:rPr>
-              <w:t>Rozwiązywanie zadań programistycznych; Kryteria oceny; ocena pracy podczas laboratoriów; ocena sporządzonych programów/skryptów; raport z wykonanego zadania; prezentacja rozwiązań zadań; Nie dotyczy</w:t>
+              <w:t>ocena pracy podczas ćwiczenia; ocena sporządzonego oprogramowania; raport z wykonanego zadania</w:t>
             </w:r>
           </w:p>
         </w:tc>
@@ -16467,7 +16426,7 @@
                 <w:i w:val="0"/>
                 <w:sz w:val="22"/>
               </w:rPr>
-              <w:t>Rozwiązywanie zadań programistycznych; Kryteria oceny; ocena pracy podczas laboratoriów; ocena sporządzonych programów/skryptów; raport z wykonanego zadania; prezentacja rozwiązań zadań; Nie dotyczy</w:t>
+              <w:t>ocena pracy podczas ćwiczenia; ocena sporządzonego oprogramowania; raport z wykonanego zadania</w:t>
             </w:r>
           </w:p>
         </w:tc>
@@ -16525,7 +16484,7 @@
                 <w:i w:val="0"/>
                 <w:sz w:val="22"/>
               </w:rPr>
-              <w:t>Rozwiązywanie zadań programistycznych; Kryteria oceny; ocena pracy podczas laboratoriów; ocena sporządzonych programów/skryptów; raport z wykonanego zadania; prezentacja rozwiązań zadań; Nie dotyczy</w:t>
+              <w:t>ocena pracy podczas ćwiczenia; ocena sporządzonego oprogramowania; raport z wykonanego zadania</w:t>
             </w:r>
           </w:p>
         </w:tc>
@@ -16583,7 +16542,7 @@
                 <w:i w:val="0"/>
                 <w:sz w:val="22"/>
               </w:rPr>
-              <w:t>Rozwiązywanie zadań programistycznych; Kryteria oceny; ocena pracy podczas laboratoriów; ocena sporządzonych programów/skryptów; raport z wykonanego zadania; prezentacja rozwiązań zadań; Nie dotyczy</w:t>
+              <w:t>ocena pracy podczas ćwiczenia; ocena sporządzonego oprogramowania; raport z wykonanego zadania</w:t>
             </w:r>
           </w:p>
         </w:tc>
@@ -16641,7 +16600,7 @@
                 <w:i w:val="0"/>
                 <w:sz w:val="22"/>
               </w:rPr>
-              <w:t>Rozwiązywanie zadań programistycznych; Kryteria oceny; ocena pracy podczas laboratoriów; ocena sporządzonych programów/skryptów; raport z wykonanego zadania; prezentacja rozwiązań zadań; Nie dotyczy</w:t>
+              <w:t>ocena pracy podczas ćwiczenia; ocena sporządzonego oprogramowania; raport z wykonanego zadania</w:t>
             </w:r>
           </w:p>
         </w:tc>
@@ -16699,7 +16658,7 @@
                 <w:i w:val="0"/>
                 <w:sz w:val="22"/>
               </w:rPr>
-              <w:t>Rozwiązywanie zadań programistycznych; Kryteria oceny; ocena pracy podczas laboratoriów; ocena sporządzonych programów/skryptów; raport z wykonanego zadania; prezentacja rozwiązań zadań; Nie dotyczy</w:t>
+              <w:t>ocena pracy podczas ćwiczenia; ocena sporządzonego oprogramowania; raport z wykonanego zadania</w:t>
             </w:r>
           </w:p>
         </w:tc>
@@ -16757,7 +16716,7 @@
                 <w:i w:val="0"/>
                 <w:sz w:val="22"/>
               </w:rPr>
-              <w:t>Rozwiązywanie zadań programistycznych; Kryteria oceny; ocena pracy podczas laboratoriów; ocena sporządzonych programów/skryptów; raport z wykonanego zadania; prezentacja rozwiązań zadań; Nie dotyczy</w:t>
+              <w:t>ocena pracy podczas ćwiczenia; ocena sporządzonego oprogramowania; raport z wykonanego zadania</w:t>
             </w:r>
           </w:p>
         </w:tc>
@@ -16815,7 +16774,7 @@
                 <w:i w:val="0"/>
                 <w:sz w:val="22"/>
               </w:rPr>
-              <w:t>Rozwiązywanie zadań programistycznych; Kryteria oceny; ocena pracy podczas laboratoriów; ocena sporządzonych programów/skryptów; raport z wykonanego zadania; prezentacja rozwiązań zadań; Nie dotyczy</w:t>
+              <w:t>ocena pracy podczas ćwiczenia; ocena sporządzonego oprogramowania; raport z wykonanego zadania</w:t>
             </w:r>
           </w:p>
         </w:tc>
@@ -16873,7 +16832,7 @@
                 <w:i w:val="0"/>
                 <w:sz w:val="22"/>
               </w:rPr>
-              <w:t>Rozwiązywanie zadań programistycznych; Kryteria oceny; ocena pracy podczas laboratoriów; ocena sporządzonych programów/skryptów; raport z wykonanego zadania; prezentacja rozwiązań zadań; Nie dotyczy</w:t>
+              <w:t>ocena pracy podczas ćwiczenia; ocena sporządzonego oprogramowania; raport z wykonanego zadania</w:t>
             </w:r>
           </w:p>
         </w:tc>
@@ -16931,7 +16890,7 @@
                 <w:i w:val="0"/>
                 <w:sz w:val="22"/>
               </w:rPr>
-              <w:t>Rozwiązywanie zadań programistycznych; Kryteria oceny; ocena pracy podczas laboratoriów; ocena sporządzonych programów/skryptów; raport z wykonanego zadania; prezentacja rozwiązań zadań; Nie dotyczy</w:t>
+              <w:t>ocena pracy podczas ćwiczenia; ocena sporządzonego oprogramowania; raport z wykonanego zadania</w:t>
             </w:r>
           </w:p>
         </w:tc>
@@ -16989,7 +16948,7 @@
                 <w:i w:val="0"/>
                 <w:sz w:val="22"/>
               </w:rPr>
-              <w:t>Rozwiązywanie zadań programistycznych; Kryteria oceny; ocena pracy podczas laboratoriów; ocena sporządzonych programów/skryptów; raport z wykonanego zadania; prezentacja rozwiązań zadań; Nie dotyczy</w:t>
+              <w:t>ocena pracy podczas ćwiczenia; ocena sporządzonego oprogramowania; raport z wykonanego zadania</w:t>
             </w:r>
           </w:p>
         </w:tc>
@@ -17047,7 +17006,7 @@
                 <w:i w:val="0"/>
                 <w:sz w:val="22"/>
               </w:rPr>
-              <w:t>Rozwiązywanie zadań programistycznych; Kryteria oceny; ocena pracy podczas laboratoriów; ocena sporządzonych programów/skryptów; raport z wykonanego zadania; prezentacja rozwiązań zadań; Nie dotyczy</w:t>
+              <w:t>ocena pracy podczas ćwiczenia; ocena sporządzonego oprogramowania; raport z wykonanego zadania</w:t>
             </w:r>
           </w:p>
         </w:tc>
@@ -17105,7 +17064,7 @@
                 <w:i w:val="0"/>
                 <w:sz w:val="22"/>
               </w:rPr>
-              <w:t>Rozwiązywanie zadań programistycznych; Kryteria oceny; ocena pracy podczas laboratoriów; ocena sporządzonych programów/skryptów; raport z wykonanego zadania; prezentacja rozwiązań zadań; Nie dotyczy</w:t>
+              <w:t>ocena pracy podczas ćwiczenia; ocena sporządzonego oprogramowania; raport z wykonanego zadania</w:t>
             </w:r>
           </w:p>
         </w:tc>
@@ -17163,7 +17122,7 @@
                 <w:i w:val="0"/>
                 <w:sz w:val="22"/>
               </w:rPr>
-              <w:t>Rozwiązywanie zadań programistycznych; Kryteria oceny; ocena pracy podczas laboratoriów; ocena sporządzonych programów/skryptów; raport z wykonanego zadania; prezentacja rozwiązań zadań; Nie dotyczy</w:t>
+              <w:t>ocena pracy podczas ćwiczenia; ocena sporządzonego oprogramowania; raport z wykonanego zadania</w:t>
             </w:r>
           </w:p>
         </w:tc>
@@ -17221,7 +17180,7 @@
                 <w:i w:val="0"/>
                 <w:sz w:val="22"/>
               </w:rPr>
-              <w:t>Rozwiązywanie zadań programistycznych; Kryteria oceny; ocena pracy podczas laboratoriów; ocena sporządzonych programów/skryptów; raport z wykonanego zadania; prezentacja rozwiązań zadań; Nie dotyczy</w:t>
+              <w:t>ocena pracy podczas ćwiczenia; ocena sporządzonego oprogramowania; raport z wykonanego zadania</w:t>
             </w:r>
           </w:p>
         </w:tc>
@@ -17279,7 +17238,7 @@
                 <w:i w:val="0"/>
                 <w:sz w:val="22"/>
               </w:rPr>
-              <w:t>Rozwiązywanie zadań programistycznych; Kryteria oceny; ocena pracy podczas laboratoriów; ocena sporządzonych programów/skryptów; raport z wykonanego zadania; prezentacja rozwiązań zadań; Nie dotyczy</w:t>
+              <w:t>ocena pracy podczas ćwiczenia; ocena sporządzonego oprogramowania; raport z wykonanego zadania</w:t>
             </w:r>
           </w:p>
         </w:tc>
@@ -17337,7 +17296,7 @@
                 <w:i w:val="0"/>
                 <w:sz w:val="22"/>
               </w:rPr>
-              <w:t>Rozwiązywanie zadań programistycznych; Kryteria oceny; ocena pracy podczas laboratoriów; ocena sporządzonych programów/skryptów; raport z wykonanego zadania; prezentacja rozwiązań zadań; Nie dotyczy</w:t>
+              <w:t>ocena pracy podczas ćwiczenia; ocena sporządzonego oprogramowania; raport z wykonanego zadania</w:t>
             </w:r>
           </w:p>
         </w:tc>
@@ -17395,7 +17354,7 @@
                 <w:i w:val="0"/>
                 <w:sz w:val="22"/>
               </w:rPr>
-              <w:t>Rozwiązywanie zadań programistycznych; Kryteria oceny; ocena pracy podczas laboratoriów; ocena sporządzonych programów/skryptów; raport z wykonanego zadania; prezentacja rozwiązań zadań; Nie dotyczy</w:t>
+              <w:t>ocena pracy podczas ćwiczenia; ocena sporządzonego oprogramowania; raport z wykonanego zadania</w:t>
             </w:r>
           </w:p>
         </w:tc>
@@ -17453,7 +17412,7 @@
                 <w:i w:val="0"/>
                 <w:sz w:val="22"/>
               </w:rPr>
-              <w:t>Rozwiązywanie zadań programistycznych; Kryteria oceny; ocena pracy podczas laboratoriów; ocena sporządzonych programów/skryptów; raport z wykonanego zadania; prezentacja rozwiązań zadań; Nie dotyczy</w:t>
+              <w:t>ocena pracy podczas ćwiczenia; ocena sporządzonego oprogramowania; raport z wykonanego zadania</w:t>
             </w:r>
           </w:p>
         </w:tc>
@@ -17511,7 +17470,7 @@
                 <w:i w:val="0"/>
                 <w:sz w:val="22"/>
               </w:rPr>
-              <w:t>Rozwiązywanie zadań programistycznych; Kryteria oceny; ocena pracy podczas laboratoriów; ocena sporządzonych programów/skryptów; raport z wykonanego zadania; prezentacja rozwiązań zadań; Nie dotyczy</w:t>
+              <w:t>ocena pracy podczas ćwiczenia; ocena sporządzonego oprogramowania; raport z wykonanego zadania</w:t>
             </w:r>
           </w:p>
         </w:tc>
@@ -17569,7 +17528,7 @@
                 <w:i w:val="0"/>
                 <w:sz w:val="22"/>
               </w:rPr>
-              <w:t>Rozwiązywanie zadań programistycznych; Kryteria oceny; ocena pracy podczas laboratoriów; ocena sporządzonych programów/skryptów; raport z wykonanego zadania; prezentacja rozwiązań zadań; Nie dotyczy</w:t>
+              <w:t>ocena pracy podczas ćwiczenia; ocena sporządzonego oprogramowania; raport z wykonanego zadania</w:t>
             </w:r>
           </w:p>
         </w:tc>
@@ -17627,7 +17586,7 @@
                 <w:i w:val="0"/>
                 <w:sz w:val="22"/>
               </w:rPr>
-              <w:t>Rozwiązywanie zadań programistycznych; Kryteria oceny; ocena pracy podczas laboratoriów; ocena sporządzonych programów/skryptów; raport z wykonanego zadania; prezentacja rozwiązań zadań; Nie dotyczy</w:t>
+              <w:t>ocena pracy podczas ćwiczenia; ocena sporządzonego oprogramowania; raport z wykonanego zadania</w:t>
             </w:r>
           </w:p>
         </w:tc>
@@ -17685,7 +17644,7 @@
                 <w:i w:val="0"/>
                 <w:sz w:val="22"/>
               </w:rPr>
-              <w:t>Rozwiązywanie zadań programistycznych; Kryteria oceny; ocena pracy podczas laboratoriów; ocena sporządzonych programów/skryptów; raport z wykonanego zadania; prezentacja rozwiązań zadań; Nie dotyczy</w:t>
+              <w:t>ocena pracy podczas ćwiczenia; ocena sporządzonego oprogramowania; raport z wykonanego zadania</w:t>
             </w:r>
           </w:p>
         </w:tc>
@@ -17743,7 +17702,7 @@
                 <w:i w:val="0"/>
                 <w:sz w:val="22"/>
               </w:rPr>
-              <w:t>Rozwiązywanie zadań programistycznych; Kryteria oceny; ocena pracy podczas laboratoriów; ocena sporządzonych programów/skryptów; raport z wykonanego zadania; prezentacja rozwiązań zadań; Nie dotyczy</w:t>
+              <w:t>ocena pracy podczas ćwiczenia; ocena sporządzonego oprogramowania; raport z wykonanego zadania</w:t>
             </w:r>
           </w:p>
         </w:tc>
@@ -17801,7 +17760,7 @@
                 <w:i w:val="0"/>
                 <w:sz w:val="22"/>
               </w:rPr>
-              <w:t>Rozwiązywanie zadań programistycznych; Kryteria oceny; ocena pracy podczas laboratoriów; ocena sporządzonych programów/skryptów; raport z wykonanego zadania; prezentacja rozwiązań zadań; Nie dotyczy</w:t>
+              <w:t>ocena pracy podczas ćwiczenia; ocena sporządzonego oprogramowania; raport z wykonanego zadania</w:t>
             </w:r>
           </w:p>
         </w:tc>
@@ -17859,7 +17818,7 @@
                 <w:i w:val="0"/>
                 <w:sz w:val="22"/>
               </w:rPr>
-              <w:t>Rozwiązywanie zadań programistycznych; Kryteria oceny; ocena pracy podczas laboratoriów; ocena sporządzonych programów/skryptów; raport z wykonanego zadania; prezentacja rozwiązań zadań; Nie dotyczy</w:t>
+              <w:t>ocena pracy podczas ćwiczenia; ocena sporządzonego oprogramowania; raport z wykonanego zadania</w:t>
             </w:r>
           </w:p>
         </w:tc>
@@ -17917,7 +17876,7 @@
                 <w:i w:val="0"/>
                 <w:sz w:val="22"/>
               </w:rPr>
-              <w:t>Rozwiązywanie zadań programistycznych; Kryteria oceny; ocena pracy podczas laboratoriów; ocena sporządzonych programów/skryptów; raport z wykonanego zadania; prezentacja rozwiązań zadań; Nie dotyczy</w:t>
+              <w:t>ocena pracy podczas ćwiczenia; ocena sporządzonego oprogramowania; raport z wykonanego zadania</w:t>
             </w:r>
           </w:p>
         </w:tc>
@@ -17975,7 +17934,7 @@
                 <w:i w:val="0"/>
                 <w:sz w:val="22"/>
               </w:rPr>
-              <w:t>Rozwiązywanie zadań programistycznych; Kryteria oceny; ocena pracy podczas laboratoriów; ocena sporządzonych programów/skryptów; raport z wykonanego zadania; prezentacja rozwiązań zadań; Nie dotyczy</w:t>
+              <w:t>ocena pracy podczas ćwiczenia; ocena sporządzonego oprogramowania; raport z wykonanego zadania</w:t>
             </w:r>
           </w:p>
         </w:tc>
@@ -18033,7 +17992,7 @@
                 <w:i w:val="0"/>
                 <w:sz w:val="22"/>
               </w:rPr>
-              <w:t>Rozwiązywanie zadań programistycznych; Kryteria oceny; ocena pracy podczas laboratoriów; ocena sporządzonych programów/skryptów; raport z wykonanego zadania; prezentacja rozwiązań zadań; Nie dotyczy</w:t>
+              <w:t>ocena pracy podczas ćwiczenia; ocena sporządzonego oprogramowania; raport z wykonanego zadania</w:t>
             </w:r>
           </w:p>
         </w:tc>
@@ -18091,7 +18050,7 @@
                 <w:i w:val="0"/>
                 <w:sz w:val="22"/>
               </w:rPr>
-              <w:t>Rozwiązywanie zadań programistycznych; Kryteria oceny; ocena pracy podczas laboratoriów; ocena sporządzonych programów/skryptów; raport z wykonanego zadania; prezentacja rozwiązań zadań; Nie dotyczy</w:t>
+              <w:t>ocena pracy podczas ćwiczenia; ocena sporządzonego oprogramowania; raport z wykonanego zadania</w:t>
             </w:r>
           </w:p>
         </w:tc>
@@ -18149,7 +18108,7 @@
                 <w:i w:val="0"/>
                 <w:sz w:val="22"/>
               </w:rPr>
-              <w:t>Rozwiązywanie zadań programistycznych; Kryteria oceny; ocena pracy podczas laboratoriów; ocena sporządzonych programów/skryptów; raport z wykonanego zadania; prezentacja rozwiązań zadań; Nie dotyczy</w:t>
+              <w:t>ocena pracy podczas ćwiczenia; ocena sporządzonego oprogramowania; raport z wykonanego zadania</w:t>
             </w:r>
           </w:p>
         </w:tc>
@@ -18207,7 +18166,7 @@
                 <w:i w:val="0"/>
                 <w:sz w:val="22"/>
               </w:rPr>
-              <w:t>Rozwiązywanie zadań programistycznych; Kryteria oceny; ocena pracy podczas laboratoriów; ocena sporządzonych programów/skryptów; raport z wykonanego zadania; prezentacja rozwiązań zadań; Nie dotyczy</w:t>
+              <w:t>ocena pracy podczas ćwiczenia; ocena sporządzonego oprogramowania; raport z wykonanego zadania</w:t>
             </w:r>
           </w:p>
         </w:tc>
@@ -18265,7 +18224,7 @@
                 <w:i w:val="0"/>
                 <w:sz w:val="22"/>
               </w:rPr>
-              <w:t>Rozwiązywanie zadań programistycznych; Kryteria oceny; ocena pracy podczas laboratoriów; ocena sporządzonych programów/skryptów; raport z wykonanego zadania; prezentacja rozwiązań zadań; Nie dotyczy</w:t>
+              <w:t>ocena pracy podczas ćwiczenia; ocena sporządzonego oprogramowania; raport z wykonanego zadania</w:t>
             </w:r>
           </w:p>
         </w:tc>
@@ -18323,7 +18282,7 @@
                 <w:i w:val="0"/>
                 <w:sz w:val="22"/>
               </w:rPr>
-              <w:t>Rozwiązywanie zadań programistycznych; Kryteria oceny; ocena pracy podczas laboratoriów; ocena sporządzonych programów/skryptów; raport z wykonanego zadania; prezentacja rozwiązań zadań; Nie dotyczy</w:t>
+              <w:t>ocena pracy podczas ćwiczenia; ocena sporządzonego oprogramowania; raport z wykonanego zadania</w:t>
             </w:r>
           </w:p>
         </w:tc>
@@ -18381,7 +18340,7 @@
                 <w:i w:val="0"/>
                 <w:sz w:val="22"/>
               </w:rPr>
-              <w:t>Rozwiązywanie zadań programistycznych; Kryteria oceny; ocena pracy podczas laboratoriów; ocena sporządzonych programów/skryptów; raport z wykonanego zadania; prezentacja rozwiązań zadań; Nie dotyczy</w:t>
+              <w:t>ocena pracy podczas ćwiczenia; ocena sporządzonego oprogramowania; raport z wykonanego zadania</w:t>
             </w:r>
           </w:p>
         </w:tc>
@@ -18439,7 +18398,7 @@
                 <w:i w:val="0"/>
                 <w:sz w:val="22"/>
               </w:rPr>
-              <w:t>Rozwiązywanie zadań programistycznych; Kryteria oceny; ocena pracy podczas laboratoriów; ocena sporządzonych programów/skryptów; raport z wykonanego zadania; prezentacja rozwiązań zadań; Nie dotyczy</w:t>
+              <w:t>ocena pracy podczas ćwiczenia; ocena sporządzonego oprogramowania; raport z wykonanego zadania</w:t>
             </w:r>
           </w:p>
         </w:tc>
@@ -18497,7 +18456,7 @@
                 <w:i w:val="0"/>
                 <w:sz w:val="22"/>
               </w:rPr>
-              <w:t>Rozwiązywanie zadań programistycznych; Kryteria oceny; ocena pracy podczas laboratoriów; ocena sporządzonych programów/skryptów; raport z wykonanego zadania; prezentacja rozwiązań zadań; Nie dotyczy</w:t>
+              <w:t>ocena pracy podczas ćwiczenia; ocena sporządzonego oprogramowania; raport z wykonanego zadania</w:t>
             </w:r>
           </w:p>
         </w:tc>
@@ -18555,7 +18514,7 @@
                 <w:i w:val="0"/>
                 <w:sz w:val="22"/>
               </w:rPr>
-              <w:t>Rozwiązywanie zadań programistycznych; Kryteria oceny; ocena pracy podczas laboratoriów; ocena sporządzonych programów/skryptów; raport z wykonanego zadania; prezentacja rozwiązań zadań; Nie dotyczy</w:t>
+              <w:t>ocena pracy podczas ćwiczenia; ocena sporządzonego oprogramowania; raport z wykonanego zadania</w:t>
             </w:r>
           </w:p>
         </w:tc>
@@ -18613,7 +18572,7 @@
                 <w:i w:val="0"/>
                 <w:sz w:val="22"/>
               </w:rPr>
-              <w:t>Rozwiązywanie zadań programistycznych; Kryteria oceny; ocena pracy podczas laboratoriów; ocena sporządzonych programów/skryptów; raport z wykonanego zadania; prezentacja rozwiązań zadań; Nie dotyczy</w:t>
+              <w:t>ocena pracy podczas ćwiczenia; ocena sporządzonego oprogramowania; raport z wykonanego zadania</w:t>
             </w:r>
           </w:p>
         </w:tc>
@@ -18671,7 +18630,7 @@
                 <w:i w:val="0"/>
                 <w:sz w:val="22"/>
               </w:rPr>
-              <w:t>Rozwiązywanie zadań programistycznych; Kryteria oceny; ocena pracy podczas laboratoriów; ocena sporządzonych programów/skryptów; raport z wykonanego zadania; prezentacja rozwiązań zadań; Nie dotyczy</w:t>
+              <w:t>ocena pracy podczas ćwiczenia; ocena sporządzonego oprogramowania; raport z wykonanego zadania</w:t>
             </w:r>
           </w:p>
         </w:tc>
@@ -18729,7 +18688,7 @@
                 <w:i w:val="0"/>
                 <w:sz w:val="22"/>
               </w:rPr>
-              <w:t>Rozwiązywanie zadań programistycznych; Kryteria oceny; ocena pracy podczas laboratoriów; ocena sporządzonych programów/skryptów; raport z wykonanego zadania; prezentacja rozwiązań zadań; Nie dotyczy</w:t>
+              <w:t>ocena pracy podczas ćwiczenia; ocena sporządzonego oprogramowania; raport z wykonanego zadania</w:t>
             </w:r>
           </w:p>
         </w:tc>
@@ -18787,7 +18746,7 @@
                 <w:i w:val="0"/>
                 <w:sz w:val="22"/>
               </w:rPr>
-              <w:t>Rozwiązywanie zadań programistycznych; Kryteria oceny; ocena pracy podczas laboratoriów; ocena sporządzonych programów/skryptów; raport z wykonanego zadania; prezentacja rozwiązań zadań; Nie dotyczy</w:t>
+              <w:t>ocena pracy podczas ćwiczenia; ocena sporządzonego oprogramowania; raport z wykonanego zadania</w:t>
             </w:r>
           </w:p>
         </w:tc>
@@ -18845,7 +18804,7 @@
                 <w:i w:val="0"/>
                 <w:sz w:val="22"/>
               </w:rPr>
-              <w:t>Rozwiązywanie zadań programistycznych; Kryteria oceny; ocena pracy podczas laboratoriów; ocena sporządzonych programów/skryptów; raport z wykonanego zadania; prezentacja rozwiązań zadań; Nie dotyczy</w:t>
+              <w:t>ocena pracy podczas ćwiczenia; ocena sporządzonego oprogramowania; raport z wykonanego zadania</w:t>
             </w:r>
           </w:p>
         </w:tc>
@@ -18903,7 +18862,7 @@
                 <w:i w:val="0"/>
                 <w:sz w:val="22"/>
               </w:rPr>
-              <w:t>Rozwiązywanie zadań programistycznych; Kryteria oceny; ocena pracy podczas laboratoriów; ocena sporządzonych programów/skryptów; raport z wykonanego zadania; prezentacja rozwiązań zadań; Nie dotyczy</w:t>
+              <w:t>ocena pracy podczas ćwiczenia; ocena sporządzonego oprogramowania; raport z wykonanego zadania</w:t>
             </w:r>
           </w:p>
         </w:tc>
@@ -18961,7 +18920,7 @@
                 <w:i w:val="0"/>
                 <w:sz w:val="22"/>
               </w:rPr>
-              <w:t>Rozwiązywanie zadań programistycznych; Kryteria oceny; ocena pracy podczas laboratoriów; ocena sporządzonych programów/skryptów; raport z wykonanego zadania; prezentacja rozwiązań zadań; Nie dotyczy</w:t>
+              <w:t>ocena pracy podczas ćwiczenia; ocena sporządzonego oprogramowania; raport z wykonanego zadania</w:t>
             </w:r>
           </w:p>
         </w:tc>
@@ -19019,7 +18978,7 @@
                 <w:i w:val="0"/>
                 <w:sz w:val="22"/>
               </w:rPr>
-              <w:t>Rozwiązywanie zadań programistycznych; Kryteria oceny; ocena pracy podczas laboratoriów; ocena sporządzonych programów/skryptów; raport z wykonanego zadania; prezentacja rozwiązań zadań; Nie dotyczy</w:t>
+              <w:t>ocena pracy podczas ćwiczenia; ocena sporządzonego oprogramowania; raport z wykonanego zadania</w:t>
             </w:r>
           </w:p>
         </w:tc>
@@ -19077,7 +19036,7 @@
                 <w:i w:val="0"/>
                 <w:sz w:val="22"/>
               </w:rPr>
-              <w:t>Rozwiązywanie zadań programistycznych; Kryteria oceny; ocena pracy podczas laboratoriów; ocena sporządzonych programów/skryptów; raport z wykonanego zadania; prezentacja rozwiązań zadań; Nie dotyczy</w:t>
+              <w:t>ocena pracy podczas ćwiczenia; ocena sporządzonego oprogramowania; raport z wykonanego zadania</w:t>
             </w:r>
           </w:p>
         </w:tc>
@@ -19135,7 +19094,7 @@
                 <w:i w:val="0"/>
                 <w:sz w:val="22"/>
               </w:rPr>
-              <w:t>Rozwiązywanie zadań programistycznych; Kryteria oceny; ocena pracy podczas laboratoriów; ocena sporządzonych programów/skryptów; raport z wykonanego zadania; prezentacja rozwiązań zadań; Nie dotyczy</w:t>
+              <w:t>ocena pracy podczas ćwiczenia; ocena sporządzonego oprogramowania; raport z wykonanego zadania</w:t>
             </w:r>
           </w:p>
         </w:tc>
@@ -19193,7 +19152,7 @@
                 <w:i w:val="0"/>
                 <w:sz w:val="22"/>
               </w:rPr>
-              <w:t>Rozwiązywanie zadań programistycznych; Kryteria oceny; ocena pracy podczas laboratoriów; ocena sporządzonych programów/skryptów; raport z wykonanego zadania; prezentacja rozwiązań zadań; Nie dotyczy</w:t>
+              <w:t>ocena pracy podczas ćwiczenia; ocena sporządzonego oprogramowania; raport z wykonanego zadania</w:t>
             </w:r>
           </w:p>
         </w:tc>
@@ -19251,7 +19210,7 @@
                 <w:i w:val="0"/>
                 <w:sz w:val="22"/>
               </w:rPr>
-              <w:t>Rozwiązywanie zadań programistycznych; Kryteria oceny; ocena pracy podczas laboratoriów; ocena sporządzonych programów/skryptów; raport z wykonanego zadania; prezentacja rozwiązań zadań; Nie dotyczy</w:t>
+              <w:t>ocena pracy podczas ćwiczenia; ocena sporządzonego oprogramowania; raport z wykonanego zadania</w:t>
             </w:r>
           </w:p>
         </w:tc>
@@ -19309,7 +19268,7 @@
                 <w:i w:val="0"/>
                 <w:sz w:val="22"/>
               </w:rPr>
-              <w:t>Rozwiązywanie zadań programistycznych; Kryteria oceny; ocena pracy podczas laboratoriów; ocena sporządzonych programów/skryptów; raport z wykonanego zadania; prezentacja rozwiązań zadań; Nie dotyczy</w:t>
+              <w:t>ocena pracy podczas ćwiczenia; ocena sporządzonego oprogramowania; raport z wykonanego zadania</w:t>
             </w:r>
           </w:p>
         </w:tc>
@@ -19367,7 +19326,7 @@
                 <w:i w:val="0"/>
                 <w:sz w:val="22"/>
               </w:rPr>
-              <w:t>Rozwiązywanie zadań programistycznych; Kryteria oceny; ocena pracy podczas laboratoriów; ocena sporządzonych programów/skryptów; raport z wykonanego zadania; prezentacja rozwiązań zadań; Nie dotyczy</w:t>
+              <w:t>ocena pracy podczas ćwiczenia; ocena sporządzonego oprogramowania; raport z wykonanego zadania</w:t>
             </w:r>
           </w:p>
         </w:tc>
@@ -19425,7 +19384,7 @@
                 <w:i w:val="0"/>
                 <w:sz w:val="22"/>
               </w:rPr>
-              <w:t>Rozwiązywanie zadań programistycznych; Kryteria oceny; ocena pracy podczas laboratoriów; ocena sporządzonych programów/skryptów; raport z wykonanego zadania; prezentacja rozwiązań zadań; Nie dotyczy</w:t>
+              <w:t>ocena pracy podczas ćwiczenia; ocena sporządzonego oprogramowania; raport z wykonanego zadania</w:t>
             </w:r>
           </w:p>
         </w:tc>
@@ -19483,7 +19442,7 @@
                 <w:i w:val="0"/>
                 <w:sz w:val="22"/>
               </w:rPr>
-              <w:t>Rozwiązywanie zadań programistycznych; Kryteria oceny; ocena pracy podczas laboratoriów; ocena sporządzonych programów/skryptów; raport z wykonanego zadania; prezentacja rozwiązań zadań; Nie dotyczy</w:t>
+              <w:t>ocena pracy podczas ćwiczenia; ocena sporządzonego oprogramowania; raport z wykonanego zadania</w:t>
             </w:r>
           </w:p>
         </w:tc>
@@ -19541,7 +19500,7 @@
                 <w:i w:val="0"/>
                 <w:sz w:val="22"/>
               </w:rPr>
-              <w:t>Rozwiązywanie zadań programistycznych; Kryteria oceny; ocena pracy podczas laboratoriów; ocena sporządzonych programów/skryptów; raport z wykonanego zadania; prezentacja rozwiązań zadań; Nie dotyczy</w:t>
+              <w:t>ocena pracy podczas ćwiczenia; ocena sporządzonego oprogramowania; raport z wykonanego zadania</w:t>
             </w:r>
           </w:p>
         </w:tc>
@@ -19599,7 +19558,7 @@
                 <w:i w:val="0"/>
                 <w:sz w:val="22"/>
               </w:rPr>
-              <w:t>Rozwiązywanie zadań programistycznych; Kryteria oceny; ocena pracy podczas laboratoriów; ocena sporządzonych programów/skryptów; raport z wykonanego zadania; prezentacja rozwiązań zadań; Nie dotyczy</w:t>
+              <w:t>ocena pracy podczas ćwiczenia; ocena sporządzonego oprogramowania; raport z wykonanego zadania</w:t>
             </w:r>
           </w:p>
         </w:tc>
@@ -19657,7 +19616,7 @@
                 <w:i w:val="0"/>
                 <w:sz w:val="22"/>
               </w:rPr>
-              <w:t>Rozwiązywanie zadań programistycznych; Kryteria oceny; ocena pracy podczas laboratoriów; ocena sporządzonych programów/skryptów; raport z wykonanego zadania; prezentacja rozwiązań zadań; Nie dotyczy</w:t>
+              <w:t>ocena pracy podczas ćwiczenia; ocena sporządzonego oprogramowania; raport z wykonanego zadania</w:t>
             </w:r>
           </w:p>
         </w:tc>
@@ -19715,7 +19674,7 @@
                 <w:i w:val="0"/>
                 <w:sz w:val="22"/>
               </w:rPr>
-              <w:t>Rozwiązywanie zadań programistycznych; Kryteria oceny; ocena pracy podczas laboratoriów; ocena sporządzonych programów/skryptów; raport z wykonanego zadania; prezentacja rozwiązań zadań; Nie dotyczy</w:t>
+              <w:t>ocena pracy podczas ćwiczenia; ocena sporządzonego oprogramowania; raport z wykonanego zadania</w:t>
             </w:r>
           </w:p>
         </w:tc>
@@ -19773,7 +19732,7 @@
                 <w:i w:val="0"/>
                 <w:sz w:val="22"/>
               </w:rPr>
-              <w:t>Rozwiązywanie zadań programistycznych; Kryteria oceny; ocena pracy podczas laboratoriów; ocena sporządzonych programów/skryptów; raport z wykonanego zadania; prezentacja rozwiązań zadań; Nie dotyczy</w:t>
+              <w:t>ocena pracy podczas ćwiczenia; ocena sporządzonego oprogramowania; raport z wykonanego zadania</w:t>
             </w:r>
           </w:p>
         </w:tc>
@@ -19831,7 +19790,7 @@
                 <w:i w:val="0"/>
                 <w:sz w:val="22"/>
               </w:rPr>
-              <w:t>Rozwiązywanie zadań programistycznych; Kryteria oceny; ocena pracy podczas laboratoriów; ocena sporządzonych programów/skryptów; raport z wykonanego zadania; prezentacja rozwiązań zadań; Nie dotyczy</w:t>
+              <w:t>ocena pracy podczas ćwiczenia; ocena sporządzonego oprogramowania; raport z wykonanego zadania</w:t>
             </w:r>
           </w:p>
         </w:tc>
@@ -19889,7 +19848,7 @@
                 <w:i w:val="0"/>
                 <w:sz w:val="22"/>
               </w:rPr>
-              <w:t>Rozwiązywanie zadań programistycznych; Kryteria oceny; ocena pracy podczas laboratoriów; ocena sporządzonych programów/skryptów; raport z wykonanego zadania; prezentacja rozwiązań zadań; Nie dotyczy</w:t>
+              <w:t>ocena pracy podczas ćwiczenia; ocena sporządzonego oprogramowania; raport z wykonanego zadania</w:t>
             </w:r>
           </w:p>
         </w:tc>
@@ -19947,7 +19906,7 @@
                 <w:i w:val="0"/>
                 <w:sz w:val="22"/>
               </w:rPr>
-              <w:t>Rozwiązywanie zadań programistycznych; Kryteria oceny; ocena pracy podczas laboratoriów; ocena sporządzonych programów/skryptów; raport z wykonanego zadania; prezentacja rozwiązań zadań; Nie dotyczy</w:t>
+              <w:t>ocena pracy podczas ćwiczenia; ocena sporządzonego oprogramowania; raport z wykonanego zadania</w:t>
             </w:r>
           </w:p>
         </w:tc>
@@ -20005,7 +19964,7 @@
                 <w:i w:val="0"/>
                 <w:sz w:val="22"/>
               </w:rPr>
-              <w:t>Rozwiązywanie zadań programistycznych; Kryteria oceny; ocena pracy podczas laboratoriów; ocena sporządzonych programów/skryptów; raport z wykonanego zadania; prezentacja rozwiązań zadań; Nie dotyczy</w:t>
+              <w:t>ocena pracy podczas ćwiczenia; ocena sporządzonego oprogramowania; raport z wykonanego zadania</w:t>
             </w:r>
           </w:p>
         </w:tc>
@@ -20063,7 +20022,7 @@
                 <w:i w:val="0"/>
                 <w:sz w:val="22"/>
               </w:rPr>
-              <w:t>Rozwiązywanie zadań programistycznych; Kryteria oceny; ocena pracy podczas laboratoriów; ocena sporządzonych programów/skryptów; raport z wykonanego zadania; prezentacja rozwiązań zadań; Nie dotyczy</w:t>
+              <w:t>ocena pracy podczas ćwiczenia; ocena sporządzonego oprogramowania; raport z wykonanego zadania</w:t>
             </w:r>
           </w:p>
         </w:tc>
@@ -20121,7 +20080,7 @@
                 <w:i w:val="0"/>
                 <w:sz w:val="22"/>
               </w:rPr>
-              <w:t>Rozwiązywanie zadań programistycznych; Kryteria oceny; ocena pracy podczas laboratoriów; ocena sporządzonych programów/skryptów; raport z wykonanego zadania; prezentacja rozwiązań zadań; Nie dotyczy</w:t>
+              <w:t>ocena pracy podczas ćwiczenia; ocena sporządzonego oprogramowania; raport z wykonanego zadania</w:t>
             </w:r>
           </w:p>
         </w:tc>
@@ -20179,7 +20138,7 @@
                 <w:i w:val="0"/>
                 <w:sz w:val="22"/>
               </w:rPr>
-              <w:t>Rozwiązywanie zadań programistycznych; Kryteria oceny; ocena pracy podczas laboratoriów; ocena sporządzonych programów/skryptów; raport z wykonanego zadania; prezentacja rozwiązań zadań; Nie dotyczy</w:t>
+              <w:t>ocena pracy podczas ćwiczenia; ocena sporządzonego oprogramowania; raport z wykonanego zadania</w:t>
             </w:r>
           </w:p>
         </w:tc>
@@ -20237,7 +20196,7 @@
                 <w:i w:val="0"/>
                 <w:sz w:val="22"/>
               </w:rPr>
-              <w:t>Rozwiązywanie zadań programistycznych; Kryteria oceny; ocena pracy podczas laboratoriów; ocena sporządzonych programów/skryptów; raport z wykonanego zadania; prezentacja rozwiązań zadań; Nie dotyczy</w:t>
+              <w:t>ocena pracy podczas ćwiczenia; ocena sporządzonego oprogramowania; raport z wykonanego zadania</w:t>
             </w:r>
           </w:p>
         </w:tc>
@@ -20400,7 +20359,7 @@
                 <w:i w:val="0"/>
                 <w:sz w:val="22"/>
               </w:rPr>
-              <w:t>Rozwiązywanie zadań programistycznych; Kryteria oceny; ocena pracy podczas laboratoriów; ocena sporządzonych programów/skryptów; raport z wykonanego zadania; prezentacja rozwiązań zadań; Nie dotyczy</w:t>
+              <w:t>ocena pracy podczas ćwiczenia; ocena sporządzonego oprogramowania; raport z wykonanego zadania</w:t>
             </w:r>
           </w:p>
         </w:tc>
@@ -20458,7 +20417,7 @@
                 <w:i w:val="0"/>
                 <w:sz w:val="22"/>
               </w:rPr>
-              <w:t>Rozwiązywanie zadań programistycznych; Kryteria oceny; ocena pracy podczas laboratoriów; ocena sporządzonych programów/skryptów; raport z wykonanego zadania; prezentacja rozwiązań zadań; Nie dotyczy</w:t>
+              <w:t>ocena pracy podczas ćwiczenia; ocena sporządzonego oprogramowania; raport z wykonanego zadania</w:t>
             </w:r>
           </w:p>
         </w:tc>
@@ -20620,7 +20579,7 @@
                 <w:i w:val="0"/>
                 <w:sz w:val="22"/>
               </w:rPr>
-              <w:t>Rozwiązywanie zadań programistycznych; Kryteria oceny; ocena pracy podczas laboratoriów; ocena sporządzonych programów/skryptów; raport z wykonanego zadania; prezentacja rozwiązań zadań; Nie dotyczy</w:t>
+              <w:t>ocena pracy podczas ćwiczenia; ocena sporządzonego oprogramowania; raport z wykonanego zadania</w:t>
             </w:r>
           </w:p>
         </w:tc>
@@ -20677,7 +20636,7 @@
                 <w:i w:val="0"/>
                 <w:sz w:val="22"/>
               </w:rPr>
-              <w:t>Rozwiązywanie zadań programistycznych; Kryteria oceny; ocena pracy podczas laboratoriów; ocena sporządzonych programów/skryptów; raport z wykonanego zadania; prezentacja rozwiązań zadań; Nie dotyczy</w:t>
+              <w:t>ocena pracy podczas ćwiczenia; ocena sporządzonego oprogramowania; raport z wykonanego zadania</w:t>
             </w:r>
           </w:p>
         </w:tc>
@@ -20734,7 +20693,7 @@
                 <w:i w:val="0"/>
                 <w:sz w:val="22"/>
               </w:rPr>
-              <w:t>Rozwiązywanie zadań programistycznych; Kryteria oceny; ocena pracy podczas laboratoriów; ocena sporządzonych programów/skryptów; raport z wykonanego zadania; prezentacja rozwiązań zadań; Nie dotyczy</w:t>
+              <w:t>ocena pracy podczas ćwiczenia; ocena sporządzonego oprogramowania; raport z wykonanego zadania</w:t>
             </w:r>
           </w:p>
         </w:tc>
